--- a/mon/toan/khbd/lop10/KHBD_TOAN10_Bai5_GTLG_T16-17_HoaNhap.docx
+++ b/mon/toan/khbd/lop10/KHBD_TOAN10_Bai5_GTLG_T16-17_HoaNhap.docx
@@ -90,7 +90,7 @@
           <w:color w:val="C00000"/>
           <w:sz w:val="26"/>
         </w:rPr>
-        <w:t>(KHBD hoà nhập dùng chung. Phạm vi áp dụng: Lớp 10……: 01 HS khuyết tật nghe – nói (nặng) · Lớp 10……: 01 HS khuyết tật máu (nặng) · Các lớp khác: dạy theo phần chung, bỏ qua phần điều chỉnh HSKT.)</w:t>
+        <w:t>(KHBD hoà nhập dùng chung. Phạm vi áp dụng: Lớp 10A7: 01 HS khuyết tật nghe – nói (câm điếc, nặng) · Lớp 10A4: 01 HS khuyết tật máu (nặng) · Các lớp khác: dạy theo phần chung, bỏ qua phần điều chỉnh HSKT.)</w:t>
       </w:r>
     </w:p>
     <w:p>

--- a/mon/toan/khbd/lop10/KHBD_TOAN10_Bai5_GTLG_T16-17_HoaNhap.docx
+++ b/mon/toan/khbd/lop10/KHBD_TOAN10_Bai5_GTLG_T16-17_HoaNhap.docx
@@ -73,7 +73,7 @@
         <w:rPr>
           <w:b/>
           <w:color w:val="FF0000"/>
-          <w:sz w:val="28"/>
+          <w:sz w:val="24"/>
         </w:rPr>
         <w:t>KẾ HOẠCH BÀI DẠY MÔN TOÁN LỚP 10</w:t>
       </w:r>
@@ -85,10 +85,10 @@
       </w:pPr>
       <w:r>
         <w:rPr>
-          <w:rFonts w:ascii="Times New Roman" w:hAnsi="Times New Roman" w:eastAsia="Times New Roman"/>
+          <w:rFonts w:ascii="Times New Roman" w:hAnsi="Times New Roman" w:eastAsia="Times New Roman" w:cs="Times New Roman"/>
           <w:i/>
           <w:color w:val="C00000"/>
-          <w:sz w:val="26"/>
+          <w:sz w:val="24"/>
         </w:rPr>
         <w:t>(KHBD hoà nhập dùng chung. Phạm vi áp dụng: Lớp 10A7: 01 HS khuyết tật nghe – nói (câm điếc, nặng) · Lớp 10A4: 01 HS khuyết tật máu (nặng) · Các lớp khác: dạy theo phần chung, bỏ qua phần điều chỉnh HSKT.)</w:t>
       </w:r>
@@ -872,9 +872,9 @@
       </w:pPr>
       <w:r>
         <w:rPr>
-          <w:rFonts w:ascii="Times New Roman" w:hAnsi="Times New Roman" w:eastAsia="Times New Roman"/>
+          <w:rFonts w:ascii="Times New Roman" w:hAnsi="Times New Roman" w:eastAsia="Times New Roman" w:cs="Times New Roman"/>
           <w:b/>
-          <w:sz w:val="26"/>
+          <w:sz w:val="24"/>
         </w:rPr>
         <w:t>4. Mục tiêu đối với học sinh khuyết tật hoà nhập</w:t>
       </w:r>
@@ -887,24 +887,24 @@
       </w:pPr>
       <w:r>
         <w:rPr>
-          <w:rFonts w:ascii="Times New Roman" w:hAnsi="Times New Roman" w:eastAsia="Times New Roman"/>
-          <w:sz w:val="26"/>
+          <w:rFonts w:ascii="Times New Roman" w:hAnsi="Times New Roman" w:eastAsia="Times New Roman" w:cs="Times New Roman"/>
+          <w:sz w:val="24"/>
         </w:rPr>
         <w:t>-</w:t>
         <w:tab/>
       </w:r>
       <w:r>
         <w:rPr>
-          <w:rFonts w:ascii="Times New Roman" w:hAnsi="Times New Roman" w:eastAsia="Times New Roman"/>
+          <w:rFonts w:ascii="Times New Roman" w:hAnsi="Times New Roman" w:eastAsia="Times New Roman" w:cs="Times New Roman"/>
           <w:b/>
-          <w:sz w:val="26"/>
+          <w:sz w:val="24"/>
         </w:rPr>
         <w:t>Yêu cầu chung:</w:t>
       </w:r>
       <w:r>
         <w:rPr>
-          <w:rFonts w:ascii="Times New Roman" w:hAnsi="Times New Roman" w:eastAsia="Times New Roman"/>
-          <w:sz w:val="26"/>
+          <w:rFonts w:ascii="Times New Roman" w:hAnsi="Times New Roman" w:eastAsia="Times New Roman" w:cs="Times New Roman"/>
+          <w:sz w:val="24"/>
         </w:rPr>
         <w:t xml:space="preserve"> Nhận biết giá trị lượng giác của góc từ </w:t>
       </w:r>
@@ -924,8 +924,8 @@
       </m:oMath>
       <w:r>
         <w:rPr>
-          <w:rFonts w:ascii="Times New Roman" w:hAnsi="Times New Roman" w:eastAsia="Times New Roman"/>
-          <w:sz w:val="26"/>
+          <w:rFonts w:ascii="Times New Roman" w:hAnsi="Times New Roman" w:eastAsia="Times New Roman" w:cs="Times New Roman"/>
+          <w:sz w:val="24"/>
         </w:rPr>
         <w:t xml:space="preserve"> đến </w:t>
       </w:r>
@@ -945,8 +945,8 @@
       </m:oMath>
       <w:r>
         <w:rPr>
-          <w:rFonts w:ascii="Times New Roman" w:hAnsi="Times New Roman" w:eastAsia="Times New Roman"/>
-          <w:sz w:val="26"/>
+          <w:rFonts w:ascii="Times New Roman" w:hAnsi="Times New Roman" w:eastAsia="Times New Roman" w:cs="Times New Roman"/>
+          <w:sz w:val="24"/>
         </w:rPr>
         <w:t>; tính được giá trị lượng giác bằng bảng giá trị đặc biệt và máy tính cầm tay; áp dụng hệ thức giữa các giá trị lượng giác (mức Nhận biết – Thông hiểu).</w:t>
       </w:r>
@@ -959,24 +959,24 @@
       </w:pPr>
       <w:r>
         <w:rPr>
-          <w:rFonts w:ascii="Times New Roman" w:hAnsi="Times New Roman" w:eastAsia="Times New Roman"/>
-          <w:sz w:val="26"/>
+          <w:rFonts w:ascii="Times New Roman" w:hAnsi="Times New Roman" w:eastAsia="Times New Roman" w:cs="Times New Roman"/>
+          <w:sz w:val="24"/>
         </w:rPr>
         <w:t>-</w:t>
         <w:tab/>
       </w:r>
       <w:r>
         <w:rPr>
-          <w:rFonts w:ascii="Times New Roman" w:hAnsi="Times New Roman" w:eastAsia="Times New Roman"/>
+          <w:rFonts w:ascii="Times New Roman" w:hAnsi="Times New Roman" w:eastAsia="Times New Roman" w:cs="Times New Roman"/>
           <w:b/>
-          <w:sz w:val="26"/>
+          <w:sz w:val="24"/>
         </w:rPr>
         <w:t>Khuyết tật nghe – nói (nặng)</w:t>
       </w:r>
       <w:r>
         <w:rPr>
-          <w:rFonts w:ascii="Times New Roman" w:hAnsi="Times New Roman" w:eastAsia="Times New Roman"/>
-          <w:sz w:val="26"/>
+          <w:rFonts w:ascii="Times New Roman" w:hAnsi="Times New Roman" w:eastAsia="Times New Roman" w:cs="Times New Roman"/>
+          <w:sz w:val="24"/>
         </w:rPr>
         <w:t xml:space="preserve"> (điếc câm/khiếm thính, hạn chế ngôn ngữ nói; thị giác nhạy bén, khéo tay, vẽ hình và bấm máy tính tốt, học tốt theo bài giải mẫu; không nghe lời giảng, vốn từ hạn chế, khó đọc bài toán lời văn dài, không trả lời vấn đáp bằng lời): Đọc giá trị lượng giác trên hình nửa đường tròn đơn vị có ghi sẵn toạ độ; tra bảng giá trị đặc biệt in màu.</w:t>
       </w:r>
@@ -989,24 +989,24 @@
       </w:pPr>
       <w:r>
         <w:rPr>
-          <w:rFonts w:ascii="Times New Roman" w:hAnsi="Times New Roman" w:eastAsia="Times New Roman"/>
-          <w:sz w:val="26"/>
+          <w:rFonts w:ascii="Times New Roman" w:hAnsi="Times New Roman" w:eastAsia="Times New Roman" w:cs="Times New Roman"/>
+          <w:sz w:val="24"/>
         </w:rPr>
         <w:t>-</w:t>
         <w:tab/>
       </w:r>
       <w:r>
         <w:rPr>
-          <w:rFonts w:ascii="Times New Roman" w:hAnsi="Times New Roman" w:eastAsia="Times New Roman"/>
+          <w:rFonts w:ascii="Times New Roman" w:hAnsi="Times New Roman" w:eastAsia="Times New Roman" w:cs="Times New Roman"/>
           <w:b/>
-          <w:sz w:val="26"/>
+          <w:sz w:val="24"/>
         </w:rPr>
         <w:t>Khuyết tật máu (nặng)</w:t>
       </w:r>
       <w:r>
         <w:rPr>
-          <w:rFonts w:ascii="Times New Roman" w:hAnsi="Times New Roman" w:eastAsia="Times New Roman"/>
-          <w:sz w:val="26"/>
+          <w:rFonts w:ascii="Times New Roman" w:hAnsi="Times New Roman" w:eastAsia="Times New Roman" w:cs="Times New Roman"/>
+          <w:sz w:val="24"/>
         </w:rPr>
         <w:t xml:space="preserve"> (Thalassemia/Hemophilia; trí tuệ, giác quan bình thường; thiếu máu mạn tính – dễ mệt, choáng; dễ bầm tím, chảy máu, sưng khớp khi va chạm; nghỉ học định kì 2 – 5 ngày/tháng để điều trị): Tính giá trị lượng giác bằng máy tính cầm tay, bảng giá trị đặc biệt đặt tại bàn; giảm biến đổi dài.</w:t>
       </w:r>
@@ -1019,16 +1019,16 @@
       </w:pPr>
       <w:r>
         <w:rPr>
-          <w:rFonts w:ascii="Times New Roman" w:hAnsi="Times New Roman" w:eastAsia="Times New Roman"/>
-          <w:sz w:val="26"/>
+          <w:rFonts w:ascii="Times New Roman" w:hAnsi="Times New Roman" w:eastAsia="Times New Roman" w:cs="Times New Roman"/>
+          <w:sz w:val="24"/>
         </w:rPr>
         <w:t>-</w:t>
         <w:tab/>
       </w:r>
       <w:r>
         <w:rPr>
-          <w:rFonts w:ascii="Times New Roman" w:hAnsi="Times New Roman" w:eastAsia="Times New Roman"/>
-          <w:sz w:val="26"/>
+          <w:rFonts w:ascii="Times New Roman" w:hAnsi="Times New Roman" w:eastAsia="Times New Roman" w:cs="Times New Roman"/>
+          <w:sz w:val="24"/>
         </w:rPr>
         <w:t>Theo dõi riêng từng em ở Kế hoạch dạy học học sinh khuyết tật (kế hoạch giáo dục cá nhân) năm học 2026 – 2027 trong hồ sơ tổ chuyên môn.</w:t>
       </w:r>
@@ -1181,7 +1181,7 @@
             <w:r>
               <w:rPr>
                 <w:b/>
-                <w:sz w:val="22"/>
+                <w:sz w:val="24"/>
               </w:rPr>
               <w:t>Công cụ</w:t>
             </w:r>
@@ -1201,7 +1201,7 @@
             <w:r>
               <w:rPr>
                 <w:b/>
-                <w:sz w:val="22"/>
+                <w:sz w:val="24"/>
               </w:rPr>
               <w:t>Dùng ở hoạt động</w:t>
             </w:r>
@@ -1221,7 +1221,7 @@
             <w:r>
               <w:rPr>
                 <w:b/>
-                <w:sz w:val="22"/>
+                <w:sz w:val="24"/>
               </w:rPr>
               <w:t>Dùng để làm gì</w:t>
             </w:r>
@@ -1241,7 +1241,7 @@
             <w:r>
               <w:rPr>
                 <w:b/>
-                <w:sz w:val="22"/>
+                <w:sz w:val="24"/>
               </w:rPr>
               <w:t>Vai trò của GV</w:t>
             </w:r>
@@ -1263,7 +1263,7 @@
             </w:pPr>
             <w:r>
               <w:rPr>
-                <w:sz w:val="22"/>
+                <w:sz w:val="24"/>
               </w:rPr>
               <w:t>GeoGebra (máy GV; điện thoại HS)</w:t>
             </w:r>
@@ -1280,7 +1280,7 @@
             </w:pPr>
             <w:r>
               <w:rPr>
-                <w:sz w:val="22"/>
+                <w:sz w:val="24"/>
               </w:rPr>
               <w:t>HĐ2.1, HĐ2.3</w:t>
             </w:r>
@@ -1297,7 +1297,7 @@
             </w:pPr>
             <w:r>
               <w:rPr>
-                <w:sz w:val="22"/>
+                <w:sz w:val="24"/>
               </w:rPr>
               <w:t xml:space="preserve">Kéo </w:t>
             </w:r>
@@ -1311,7 +1311,7 @@
             </m:oMath>
             <w:r>
               <w:rPr>
-                <w:sz w:val="22"/>
+                <w:sz w:val="24"/>
               </w:rPr>
               <w:t xml:space="preserve"> trên nửa đường tròn đơn vị, quan sát tọa độ </w:t>
             </w:r>
@@ -1386,7 +1386,7 @@
             </m:oMath>
             <w:r>
               <w:rPr>
-                <w:sz w:val="22"/>
+                <w:sz w:val="24"/>
               </w:rPr>
               <w:t xml:space="preserve"> và dấu của sin, côsin; quan sát </w:t>
             </w:r>
@@ -1400,7 +1400,7 @@
             </m:oMath>
             <w:r>
               <w:rPr>
-                <w:sz w:val="22"/>
+                <w:sz w:val="24"/>
               </w:rPr>
               <w:t xml:space="preserve">, </w:t>
             </w:r>
@@ -1433,7 +1433,7 @@
             </m:oMath>
             <w:r>
               <w:rPr>
-                <w:sz w:val="22"/>
+                <w:sz w:val="24"/>
               </w:rPr>
               <w:t xml:space="preserve"> đối xứng qua </w:t>
             </w:r>
@@ -1458,7 +1458,7 @@
             </w:pPr>
             <w:r>
               <w:rPr>
-                <w:sz w:val="22"/>
+                <w:sz w:val="24"/>
               </w:rPr>
               <w:t>Yêu cầu HS dự đoán trước khi xem; đặt câu hỏi dẫn dắt</w:t>
             </w:r>
@@ -1480,7 +1480,7 @@
             </w:pPr>
             <w:r>
               <w:rPr>
-                <w:sz w:val="22"/>
+                <w:sz w:val="24"/>
               </w:rPr>
               <w:t>Máy tính cầm tay</w:t>
             </w:r>
@@ -1497,7 +1497,7 @@
             </w:pPr>
             <w:r>
               <w:rPr>
-                <w:sz w:val="22"/>
+                <w:sz w:val="24"/>
               </w:rPr>
               <w:t>HĐ2.2, HĐ3</w:t>
             </w:r>
@@ -1514,7 +1514,7 @@
             </w:pPr>
             <w:r>
               <w:rPr>
-                <w:sz w:val="22"/>
+                <w:sz w:val="24"/>
               </w:rPr>
               <w:t>Tính giá trị lượng giác của góc; tìm góc khi biết giá trị lượng giác</w:t>
             </w:r>
@@ -1531,7 +1531,7 @@
             </w:pPr>
             <w:r>
               <w:rPr>
-                <w:sz w:val="22"/>
+                <w:sz w:val="24"/>
               </w:rPr>
               <w:t>Hướng dẫn chuyển đơn vị độ; lưu ý góc tù khi tìm góc từ sin</w:t>
             </w:r>
@@ -1553,7 +1553,7 @@
             </w:pPr>
             <w:r>
               <w:rPr>
-                <w:sz w:val="22"/>
+                <w:sz w:val="24"/>
               </w:rPr>
               <w:t>Chatbot AI (Gemini/ChatGPT/Copilot… tùy điều kiện) – GV sử dụng khi chuẩn bị bài</w:t>
             </w:r>
@@ -1570,7 +1570,7 @@
             </w:pPr>
             <w:r>
               <w:rPr>
-                <w:sz w:val="22"/>
+                <w:sz w:val="24"/>
               </w:rPr>
               <w:t>Chuẩn bị HĐ3</w:t>
             </w:r>
@@ -1587,7 +1587,7 @@
             </w:pPr>
             <w:r>
               <w:rPr>
-                <w:sz w:val="22"/>
+                <w:sz w:val="24"/>
               </w:rPr>
               <w:t>Hỗ trợ sắp xếp bài tập cuối bài theo 3 mức (Phiếu số 3); tạo lời giải "của AI" có lỗi (Phiếu số 4)</w:t>
             </w:r>
@@ -1604,7 +1604,7 @@
             </w:pPr>
             <w:r>
               <w:rPr>
-                <w:sz w:val="22"/>
+                <w:sz w:val="24"/>
               </w:rPr>
               <w:t>Thẩm định, chỉnh sửa đề và đáp án trước khi dùng</w:t>
             </w:r>
@@ -1626,7 +1626,7 @@
             </w:pPr>
             <w:r>
               <w:rPr>
-                <w:sz w:val="22"/>
+                <w:sz w:val="24"/>
               </w:rPr>
               <w:lastRenderedPageBreak/>
               <w:t>Chatbot AI – HS sử dụng theo nhóm, 01 thiết bị/nhóm</w:t>
@@ -1644,7 +1644,7 @@
             </w:pPr>
             <w:r>
               <w:rPr>
-                <w:sz w:val="22"/>
+                <w:sz w:val="24"/>
               </w:rPr>
               <w:t>HĐ3 (Nhiệm vụ 2), HĐ4</w:t>
             </w:r>
@@ -1661,7 +1661,7 @@
             </w:pPr>
             <w:r>
               <w:rPr>
-                <w:sz w:val="22"/>
+                <w:sz w:val="24"/>
               </w:rPr>
               <w:t>Hỏi AI theo câu lệnh mẫu, đối chiếu với nửa đường tròn đơn vị, máy tính</w:t>
             </w:r>
@@ -1678,7 +1678,7 @@
             </w:pPr>
             <w:r>
               <w:rPr>
-                <w:sz w:val="22"/>
+                <w:sz w:val="24"/>
               </w:rPr>
               <w:t>Cung cấp câu lệnh mẫu; giám sát thiết bị; yêu cầu ghi Nhật ký sử dụng AI</w:t>
             </w:r>
@@ -1700,7 +1700,7 @@
             </w:pPr>
             <w:r>
               <w:rPr>
-                <w:sz w:val="22"/>
+                <w:sz w:val="24"/>
               </w:rPr>
               <w:t>Google Classroom/Padlet của lớp</w:t>
             </w:r>
@@ -1717,7 +1717,7 @@
             </w:pPr>
             <w:r>
               <w:rPr>
-                <w:sz w:val="22"/>
+                <w:sz w:val="24"/>
               </w:rPr>
               <w:t>HĐ4</w:t>
             </w:r>
@@ -1734,7 +1734,7 @@
             </w:pPr>
             <w:r>
               <w:rPr>
-                <w:sz w:val="22"/>
+                <w:sz w:val="24"/>
               </w:rPr>
               <w:t>Nộp, chia sẻ, nhận xét sản phẩm</w:t>
             </w:r>
@@ -1751,7 +1751,7 @@
             </w:pPr>
             <w:r>
               <w:rPr>
-                <w:sz w:val="22"/>
+                <w:sz w:val="24"/>
               </w:rPr>
               <w:t>Nhận xét, đánh giá theo tiêu chí</w:t>
             </w:r>
@@ -1797,9 +1797,9 @@
       </w:pPr>
       <w:r>
         <w:rPr>
-          <w:rFonts w:ascii="Times New Roman" w:hAnsi="Times New Roman" w:eastAsia="Times New Roman"/>
+          <w:rFonts w:ascii="Times New Roman" w:hAnsi="Times New Roman" w:eastAsia="Times New Roman" w:cs="Times New Roman"/>
           <w:b/>
-          <w:sz w:val="26"/>
+          <w:sz w:val="24"/>
         </w:rPr>
         <w:t>3. Thiết kế phổ quát (áp dụng cho cả lớp) và thiết bị hỗ trợ HSKT</w:t>
       </w:r>
@@ -1812,16 +1812,16 @@
       </w:pPr>
       <w:r>
         <w:rPr>
-          <w:rFonts w:ascii="Times New Roman" w:hAnsi="Times New Roman" w:eastAsia="Times New Roman"/>
-          <w:sz w:val="26"/>
+          <w:rFonts w:ascii="Times New Roman" w:hAnsi="Times New Roman" w:eastAsia="Times New Roman" w:cs="Times New Roman"/>
+          <w:sz w:val="24"/>
         </w:rPr>
         <w:t>-</w:t>
         <w:tab/>
       </w:r>
       <w:r>
         <w:rPr>
-          <w:rFonts w:ascii="Times New Roman" w:hAnsi="Times New Roman" w:eastAsia="Times New Roman"/>
-          <w:sz w:val="26"/>
+          <w:rFonts w:ascii="Times New Roman" w:hAnsi="Times New Roman" w:eastAsia="Times New Roman" w:cs="Times New Roman"/>
+          <w:sz w:val="24"/>
         </w:rPr>
         <w:t>Mọi định nghĩa, công thức, kết luận, dặn dò bài tập và lịch kiểm tra đều được viết lên bảng hoặc slide (không chỉ nói miệng); GV không quay lưng vào bảng khi giảng; gạch chân từ khoá bằng phấn màu.</w:t>
       </w:r>
@@ -1834,16 +1834,16 @@
       </w:pPr>
       <w:r>
         <w:rPr>
-          <w:rFonts w:ascii="Times New Roman" w:hAnsi="Times New Roman" w:eastAsia="Times New Roman"/>
-          <w:sz w:val="26"/>
+          <w:rFonts w:ascii="Times New Roman" w:hAnsi="Times New Roman" w:eastAsia="Times New Roman" w:cs="Times New Roman"/>
+          <w:sz w:val="24"/>
         </w:rPr>
         <w:t>-</w:t>
         <w:tab/>
       </w:r>
       <w:r>
         <w:rPr>
-          <w:rFonts w:ascii="Times New Roman" w:hAnsi="Times New Roman" w:eastAsia="Times New Roman"/>
-          <w:sz w:val="26"/>
+          <w:rFonts w:ascii="Times New Roman" w:hAnsi="Times New Roman" w:eastAsia="Times New Roman" w:cs="Times New Roman"/>
+          <w:sz w:val="24"/>
         </w:rPr>
         <w:t>Phiếu học tập in sẵn đề, hệ trục toạ độ, hình vẽ có ghi sẵn số đo (HS không phải chép đề, kẻ vẽ); mỗi dạng toán mới có 01 "ví dụ giải mẫu từng bước" kèm mũi tên chỉ dẫn thay số.</w:t>
       </w:r>
@@ -1856,16 +1856,16 @@
       </w:pPr>
       <w:r>
         <w:rPr>
-          <w:rFonts w:ascii="Times New Roman" w:hAnsi="Times New Roman" w:eastAsia="Times New Roman"/>
-          <w:sz w:val="26"/>
+          <w:rFonts w:ascii="Times New Roman" w:hAnsi="Times New Roman" w:eastAsia="Times New Roman" w:cs="Times New Roman"/>
+          <w:sz w:val="24"/>
         </w:rPr>
         <w:t>-</w:t>
         <w:tab/>
       </w:r>
       <w:r>
         <w:rPr>
-          <w:rFonts w:ascii="Times New Roman" w:hAnsi="Times New Roman" w:eastAsia="Times New Roman"/>
-          <w:sz w:val="26"/>
+          <w:rFonts w:ascii="Times New Roman" w:hAnsi="Times New Roman" w:eastAsia="Times New Roman" w:cs="Times New Roman"/>
+          <w:sz w:val="24"/>
         </w:rPr>
         <w:t>Bài toán có lời văn dài được tóm tắt dữ kiện bằng kí hiệu, sơ đồ, hình vẽ trước khi giải – vừa giúp HS hạn chế ngôn ngữ, vừa rèn kĩ năng mô hình hoá cho cả lớp.</w:t>
       </w:r>
@@ -1878,16 +1878,16 @@
       </w:pPr>
       <w:r>
         <w:rPr>
-          <w:rFonts w:ascii="Times New Roman" w:hAnsi="Times New Roman" w:eastAsia="Times New Roman"/>
-          <w:sz w:val="26"/>
+          <w:rFonts w:ascii="Times New Roman" w:hAnsi="Times New Roman" w:eastAsia="Times New Roman" w:cs="Times New Roman"/>
+          <w:sz w:val="24"/>
         </w:rPr>
         <w:t>-</w:t>
         <w:tab/>
       </w:r>
       <w:r>
         <w:rPr>
-          <w:rFonts w:ascii="Times New Roman" w:hAnsi="Times New Roman" w:eastAsia="Times New Roman"/>
-          <w:sz w:val="26"/>
+          <w:rFonts w:ascii="Times New Roman" w:hAnsi="Times New Roman" w:eastAsia="Times New Roman" w:cs="Times New Roman"/>
+          <w:sz w:val="24"/>
         </w:rPr>
         <w:t>Chấp nhận nhiều cách thể hiện kết quả: viết lên bảng, bảng con, vở, phiếu, trình bày tại chỗ; giao tiếp bằng chữ viết hoặc ứng dụng chuyển giọng nói thành chữ (Live Transcribe) khi cần.</w:t>
       </w:r>
@@ -1900,16 +1900,16 @@
       </w:pPr>
       <w:r>
         <w:rPr>
-          <w:rFonts w:ascii="Times New Roman" w:hAnsi="Times New Roman" w:eastAsia="Times New Roman"/>
-          <w:sz w:val="26"/>
+          <w:rFonts w:ascii="Times New Roman" w:hAnsi="Times New Roman" w:eastAsia="Times New Roman" w:cs="Times New Roman"/>
+          <w:sz w:val="24"/>
         </w:rPr>
         <w:t>-</w:t>
         <w:tab/>
       </w:r>
       <w:r>
         <w:rPr>
-          <w:rFonts w:ascii="Times New Roman" w:hAnsi="Times New Roman" w:eastAsia="Times New Roman"/>
-          <w:sz w:val="26"/>
+          <w:rFonts w:ascii="Times New Roman" w:hAnsi="Times New Roman" w:eastAsia="Times New Roman" w:cs="Times New Roman"/>
+          <w:sz w:val="24"/>
         </w:rPr>
         <w:t>Bảng công thức trọng tâm của bài đặt tại bàn; hướng dẫn dùng máy tính cầm tay để giảm tính tay dài dòng.</w:t>
       </w:r>
@@ -1922,16 +1922,16 @@
       </w:pPr>
       <w:r>
         <w:rPr>
-          <w:rFonts w:ascii="Times New Roman" w:hAnsi="Times New Roman" w:eastAsia="Times New Roman"/>
-          <w:sz w:val="26"/>
+          <w:rFonts w:ascii="Times New Roman" w:hAnsi="Times New Roman" w:eastAsia="Times New Roman" w:cs="Times New Roman"/>
+          <w:sz w:val="24"/>
         </w:rPr>
         <w:t>-</w:t>
         <w:tab/>
       </w:r>
       <w:r>
         <w:rPr>
-          <w:rFonts w:ascii="Times New Roman" w:hAnsi="Times New Roman" w:eastAsia="Times New Roman"/>
-          <w:sz w:val="26"/>
+          <w:rFonts w:ascii="Times New Roman" w:hAnsi="Times New Roman" w:eastAsia="Times New Roman" w:cs="Times New Roman"/>
+          <w:sz w:val="24"/>
         </w:rPr>
         <w:t>Sau mỗi 15 – 20 phút chuyển hoạt động ngắn; lớp học thoáng, lối đi rộng; gửi trước phiếu tóm tắt và bài giải mẫu lên nhóm lớp (Zalo) để HS xem lại hoặc học bù.</w:t>
       </w:r>
@@ -1944,24 +1944,24 @@
       </w:pPr>
       <w:r>
         <w:rPr>
-          <w:rFonts w:ascii="Times New Roman" w:hAnsi="Times New Roman" w:eastAsia="Times New Roman"/>
-          <w:sz w:val="26"/>
+          <w:rFonts w:ascii="Times New Roman" w:hAnsi="Times New Roman" w:eastAsia="Times New Roman" w:cs="Times New Roman"/>
+          <w:sz w:val="24"/>
         </w:rPr>
         <w:t>-</w:t>
         <w:tab/>
       </w:r>
       <w:r>
         <w:rPr>
-          <w:rFonts w:ascii="Times New Roman" w:hAnsi="Times New Roman" w:eastAsia="Times New Roman"/>
+          <w:rFonts w:ascii="Times New Roman" w:hAnsi="Times New Roman" w:eastAsia="Times New Roman" w:cs="Times New Roman"/>
           <w:b/>
-          <w:sz w:val="26"/>
+          <w:sz w:val="24"/>
         </w:rPr>
         <w:t>Khuyết tật nghe – nói (nặng):</w:t>
       </w:r>
       <w:r>
         <w:rPr>
-          <w:rFonts w:ascii="Times New Roman" w:hAnsi="Times New Roman" w:eastAsia="Times New Roman"/>
-          <w:sz w:val="26"/>
+          <w:rFonts w:ascii="Times New Roman" w:hAnsi="Times New Roman" w:eastAsia="Times New Roman" w:cs="Times New Roman"/>
+          <w:sz w:val="24"/>
         </w:rPr>
         <w:t xml:space="preserve"> Bàn đầu, nhìn bao quát bảng, màn hình và khuôn mặt GV; bảng con, bút lông; điện thoại cài ứng dụng chuyển giọng nói thành chữ; thẻ màu Đúng (xanh) – Sai (đỏ); bạn cùng bàn viết chữ rõ hỗ trợ trao đổi bằng giấy.</w:t>
       </w:r>
@@ -1974,24 +1974,24 @@
       </w:pPr>
       <w:r>
         <w:rPr>
-          <w:rFonts w:ascii="Times New Roman" w:hAnsi="Times New Roman" w:eastAsia="Times New Roman"/>
-          <w:sz w:val="26"/>
+          <w:rFonts w:ascii="Times New Roman" w:hAnsi="Times New Roman" w:eastAsia="Times New Roman" w:cs="Times New Roman"/>
+          <w:sz w:val="24"/>
         </w:rPr>
         <w:t>-</w:t>
         <w:tab/>
       </w:r>
       <w:r>
         <w:rPr>
-          <w:rFonts w:ascii="Times New Roman" w:hAnsi="Times New Roman" w:eastAsia="Times New Roman"/>
+          <w:rFonts w:ascii="Times New Roman" w:hAnsi="Times New Roman" w:eastAsia="Times New Roman" w:cs="Times New Roman"/>
           <w:b/>
-          <w:sz w:val="26"/>
+          <w:sz w:val="24"/>
         </w:rPr>
         <w:t>Khuyết tật máu (nặng):</w:t>
       </w:r>
       <w:r>
         <w:rPr>
-          <w:rFonts w:ascii="Times New Roman" w:hAnsi="Times New Roman" w:eastAsia="Times New Roman"/>
-          <w:sz w:val="26"/>
+          <w:rFonts w:ascii="Times New Roman" w:hAnsi="Times New Roman" w:eastAsia="Times New Roman" w:cs="Times New Roman"/>
+          <w:sz w:val="24"/>
         </w:rPr>
         <w:t xml:space="preserve"> Bàn đầu hoặc gần cửa, thoáng, lối đi rộng (tránh va quệt cạnh bàn); được mang nước ấm, nghỉ gục tại bàn hoặc xuống phòng Y tế khi mệt; bạn cùng bàn ghi chép giúp khi HS mệt hoặc vắng; GV nắm lịch điều trị định kì.</w:t>
       </w:r>
@@ -3499,18 +3499,18 @@
       </w:pPr>
       <w:r>
         <w:rPr>
-          <w:rFonts w:ascii="Times New Roman" w:hAnsi="Times New Roman" w:eastAsia="Times New Roman"/>
+          <w:rFonts w:ascii="Times New Roman" w:hAnsi="Times New Roman" w:eastAsia="Times New Roman" w:cs="Times New Roman"/>
           <w:b/>
           <w:color w:val="1F3864"/>
-          <w:sz w:val="26"/>
+          <w:sz w:val="24"/>
         </w:rPr>
         <w:t>Điều chỉnh HSKT</w:t>
       </w:r>
       <w:r>
         <w:rPr>
-          <w:rFonts w:ascii="Times New Roman" w:hAnsi="Times New Roman" w:eastAsia="Times New Roman"/>
+          <w:rFonts w:ascii="Times New Roman" w:hAnsi="Times New Roman" w:eastAsia="Times New Roman" w:cs="Times New Roman"/>
           <w:color w:val="1F3864"/>
-          <w:sz w:val="26"/>
+          <w:sz w:val="24"/>
         </w:rPr>
         <w:t xml:space="preserve"> (Ma trận – dòng HĐ1): KT nghe – nói: Tình huống mở đầu trình chiếu bằng hình vẽ có số đo; HS trả lời bằng bảng con. · KT máu: Trả lời tại chỗ.</w:t>
       </w:r>
@@ -12450,18 +12450,18 @@
       </w:pPr>
       <w:r>
         <w:rPr>
-          <w:rFonts w:ascii="Times New Roman" w:hAnsi="Times New Roman" w:eastAsia="Times New Roman"/>
+          <w:rFonts w:ascii="Times New Roman" w:hAnsi="Times New Roman" w:eastAsia="Times New Roman" w:cs="Times New Roman"/>
           <w:b/>
           <w:color w:val="1F3864"/>
-          <w:sz w:val="26"/>
+          <w:sz w:val="24"/>
         </w:rPr>
         <w:t>Điều chỉnh HSKT</w:t>
       </w:r>
       <w:r>
         <w:rPr>
-          <w:rFonts w:ascii="Times New Roman" w:hAnsi="Times New Roman" w:eastAsia="Times New Roman"/>
+          <w:rFonts w:ascii="Times New Roman" w:hAnsi="Times New Roman" w:eastAsia="Times New Roman" w:cs="Times New Roman"/>
           <w:color w:val="1F3864"/>
-          <w:sz w:val="26"/>
+          <w:sz w:val="24"/>
         </w:rPr>
         <w:t xml:space="preserve"> (Ma trận – dòng HĐ2): KT nghe – nói: Hình nửa đường tròn đơn vị phóng to, toạ độ điểm </w:t>
       </w:r>
@@ -12472,9 +12472,9 @@
       </m:oMath>
       <w:r>
         <w:rPr>
-          <w:rFonts w:ascii="Times New Roman" w:hAnsi="Times New Roman" w:eastAsia="Times New Roman"/>
+          <w:rFonts w:ascii="Times New Roman" w:hAnsi="Times New Roman" w:eastAsia="Times New Roman" w:cs="Times New Roman"/>
           <w:color w:val="1F3864"/>
-          <w:sz w:val="26"/>
+          <w:sz w:val="24"/>
         </w:rPr>
         <w:t xml:space="preserve"> ghi sẵn; định nghĩa và công thức viết bảng, gạch chân từ khoá; ví dụ giải mẫu từng bước. · KT máu: Bảng giá trị lượng giác đặc biệt đặt tại bàn; hướng dẫn bấm máy tính; nếu HS nghỉ điều trị, GV gửi video ngắn và phiếu bài giải mẫu qua Zalo.</w:t>
       </w:r>
@@ -12903,18 +12903,18 @@
       </w:pPr>
       <w:r>
         <w:rPr>
-          <w:rFonts w:ascii="Times New Roman" w:hAnsi="Times New Roman" w:eastAsia="Times New Roman"/>
+          <w:rFonts w:ascii="Times New Roman" w:hAnsi="Times New Roman" w:eastAsia="Times New Roman" w:cs="Times New Roman"/>
           <w:b/>
           <w:color w:val="1F3864"/>
-          <w:sz w:val="26"/>
+          <w:sz w:val="24"/>
         </w:rPr>
         <w:t>Điều chỉnh HSKT</w:t>
       </w:r>
       <w:r>
         <w:rPr>
-          <w:rFonts w:ascii="Times New Roman" w:hAnsi="Times New Roman" w:eastAsia="Times New Roman"/>
+          <w:rFonts w:ascii="Times New Roman" w:hAnsi="Times New Roman" w:eastAsia="Times New Roman" w:cs="Times New Roman"/>
           <w:color w:val="1F3864"/>
-          <w:sz w:val="26"/>
+          <w:sz w:val="24"/>
         </w:rPr>
         <w:t xml:space="preserve"> (Ma trận – dòng HĐ3): KT nghe – nói: Bài tập theo mẫu; mời HS lên bảng trình bày lời giải. · KT máu: Làm Mức 1 – 2; dùng máy tính kiểm tra; chấm tại bàn.</w:t>
       </w:r>
@@ -13678,18 +13678,18 @@
       </w:pPr>
       <w:r>
         <w:rPr>
-          <w:rFonts w:ascii="Times New Roman" w:hAnsi="Times New Roman" w:eastAsia="Times New Roman"/>
+          <w:rFonts w:ascii="Times New Roman" w:hAnsi="Times New Roman" w:eastAsia="Times New Roman" w:cs="Times New Roman"/>
           <w:b/>
           <w:color w:val="1F3864"/>
-          <w:sz w:val="26"/>
+          <w:sz w:val="24"/>
         </w:rPr>
         <w:t>Điều chỉnh HSKT</w:t>
       </w:r>
       <w:r>
         <w:rPr>
-          <w:rFonts w:ascii="Times New Roman" w:hAnsi="Times New Roman" w:eastAsia="Times New Roman"/>
+          <w:rFonts w:ascii="Times New Roman" w:hAnsi="Times New Roman" w:eastAsia="Times New Roman" w:cs="Times New Roman"/>
           <w:color w:val="1F3864"/>
-          <w:sz w:val="26"/>
+          <w:sz w:val="24"/>
         </w:rPr>
         <w:t xml:space="preserve"> (Ma trận – dòng HĐ4): KT nghe – nói: Bài toán thực tế chuyển thành hình vẽ có ghi sẵn số đo; nhiệm vụ viết rõ trên bảng, Zalo. · KT máu: Phần tính toán tại nhà.</w:t>
       </w:r>
@@ -13864,18 +13864,18 @@
       </w:pPr>
       <w:r>
         <w:rPr>
-          <w:rFonts w:ascii="Times New Roman" w:hAnsi="Times New Roman" w:eastAsia="Times New Roman"/>
+          <w:rFonts w:ascii="Times New Roman" w:hAnsi="Times New Roman" w:eastAsia="Times New Roman" w:cs="Times New Roman"/>
           <w:b/>
           <w:color w:val="1F3864"/>
-          <w:sz w:val="26"/>
+          <w:sz w:val="24"/>
         </w:rPr>
         <w:t>Điều chỉnh HSKT</w:t>
       </w:r>
       <w:r>
         <w:rPr>
-          <w:rFonts w:ascii="Times New Roman" w:hAnsi="Times New Roman" w:eastAsia="Times New Roman"/>
+          <w:rFonts w:ascii="Times New Roman" w:hAnsi="Times New Roman" w:eastAsia="Times New Roman" w:cs="Times New Roman"/>
           <w:color w:val="1F3864"/>
-          <w:sz w:val="26"/>
+          <w:sz w:val="24"/>
         </w:rPr>
         <w:t xml:space="preserve"> (Ma trận – dòng Củng cố): KT nghe – nói: Bài trắc nghiệm online: HS làm bình thường trên điện thoại (đề chữ, không âm thanh); GV viết lên bảng thời gian làm bài. · KT máu: Bài trắc nghiệm online: làm tại chỗ, được làm ở nhà nếu mệt hoặc đang điều trị.</w:t>
       </w:r>
@@ -13966,7 +13966,7 @@
       <w:r>
         <w:rPr>
           <w:i/>
-          <w:sz w:val="20"/>
+          <w:sz w:val="24"/>
         </w:rPr>
         <w:t>Sơ đồ tư duy – Giá trị lượng giác góc 0°–180° (TTT biên soạn theo SGK)</w:t>
       </w:r>
@@ -18408,7 +18408,7 @@
             <w:r>
               <w:rPr>
                 <w:b/>
-                <w:sz w:val="22"/>
+                <w:sz w:val="24"/>
               </w:rPr>
               <w:t>Hoạt động</w:t>
             </w:r>
@@ -18428,7 +18428,7 @@
             <w:r>
               <w:rPr>
                 <w:b/>
-                <w:sz w:val="22"/>
+                <w:sz w:val="24"/>
               </w:rPr>
               <w:t>Hình thức đánh giá</w:t>
             </w:r>
@@ -18448,7 +18448,7 @@
             <w:r>
               <w:rPr>
                 <w:b/>
-                <w:sz w:val="22"/>
+                <w:sz w:val="24"/>
               </w:rPr>
               <w:t>Công cụ</w:t>
             </w:r>
@@ -18468,7 +18468,7 @@
             <w:r>
               <w:rPr>
                 <w:b/>
-                <w:sz w:val="22"/>
+                <w:sz w:val="24"/>
               </w:rPr>
               <w:t>Tiêu chí (thông báo trước cho HS)</w:t>
             </w:r>
@@ -18490,7 +18490,7 @@
             </w:pPr>
             <w:r>
               <w:rPr>
-                <w:sz w:val="22"/>
+                <w:sz w:val="24"/>
               </w:rPr>
               <w:t>HĐ1</w:t>
             </w:r>
@@ -18507,7 +18507,7 @@
             </w:pPr>
             <w:r>
               <w:rPr>
-                <w:sz w:val="22"/>
+                <w:sz w:val="24"/>
               </w:rPr>
               <w:t>Quan sát, hỏi – đáp</w:t>
             </w:r>
@@ -18524,7 +18524,7 @@
             </w:pPr>
             <w:r>
               <w:rPr>
-                <w:sz w:val="22"/>
+                <w:sz w:val="24"/>
               </w:rPr>
               <w:t>Câu hỏi tình huống mở đầu</w:t>
             </w:r>
@@ -18541,7 +18541,7 @@
             </w:pPr>
             <w:r>
               <w:rPr>
-                <w:sz w:val="22"/>
+                <w:sz w:val="24"/>
               </w:rPr>
               <w:t>Tham gia nêu ý kiến và lí do (không chấm đúng, sai)</w:t>
             </w:r>
@@ -18563,7 +18563,7 @@
             </w:pPr>
             <w:r>
               <w:rPr>
-                <w:sz w:val="22"/>
+                <w:sz w:val="24"/>
               </w:rPr>
               <w:t>HĐ2.1, 2.2</w:t>
             </w:r>
@@ -18580,7 +18580,7 @@
             </w:pPr>
             <w:r>
               <w:rPr>
-                <w:sz w:val="22"/>
+                <w:sz w:val="24"/>
               </w:rPr>
               <w:t>Hỏi – đáp; nhận xét bài làm</w:t>
             </w:r>
@@ -18597,7 +18597,7 @@
             </w:pPr>
             <w:r>
               <w:rPr>
-                <w:sz w:val="22"/>
+                <w:sz w:val="24"/>
               </w:rPr>
               <w:t>Phiếu HT số 1; HĐ1 SGK; Ví dụ 1; Luyện tập 1; máy tính cầm tay</w:t>
             </w:r>
@@ -18614,7 +18614,7 @@
             </w:pPr>
             <w:r>
               <w:rPr>
-                <w:sz w:val="22"/>
+                <w:sz w:val="24"/>
               </w:rPr>
               <w:t xml:space="preserve">Xác định đúng vị trí, tọa độ của </w:t>
             </w:r>
@@ -18628,7 +18628,7 @@
             </m:oMath>
             <w:r>
               <w:rPr>
-                <w:sz w:val="22"/>
+                <w:sz w:val="24"/>
               </w:rPr>
               <w:t xml:space="preserve"> và dấu; tính đúng giá trị lượng giác của </w:t>
             </w:r>
@@ -18661,7 +18661,7 @@
             </m:oMath>
             <w:r>
               <w:rPr>
-                <w:sz w:val="22"/>
+                <w:sz w:val="24"/>
               </w:rPr>
               <w:t xml:space="preserve">, </w:t>
             </w:r>
@@ -18694,7 +18694,7 @@
             </m:oMath>
             <w:r>
               <w:rPr>
-                <w:sz w:val="22"/>
+                <w:sz w:val="24"/>
               </w:rPr>
               <w:t>; bấm máy đúng đơn vị độ</w:t>
             </w:r>
@@ -18716,7 +18716,7 @@
             </w:pPr>
             <w:r>
               <w:rPr>
-                <w:sz w:val="22"/>
+                <w:sz w:val="24"/>
               </w:rPr>
               <w:t>HĐ2.3</w:t>
             </w:r>
@@ -18733,7 +18733,7 @@
             </w:pPr>
             <w:r>
               <w:rPr>
-                <w:sz w:val="22"/>
+                <w:sz w:val="24"/>
               </w:rPr>
               <w:t>Hỏi – đáp; chấm Phiếu số 2</w:t>
             </w:r>
@@ -18750,7 +18750,7 @@
             </w:pPr>
             <w:r>
               <w:rPr>
-                <w:sz w:val="22"/>
+                <w:sz w:val="24"/>
               </w:rPr>
               <w:t>Phiếu HT số 2; HĐ2 SGK; Ví dụ 2; Luyện tập 2</w:t>
             </w:r>
@@ -18767,7 +18767,7 @@
             </w:pPr>
             <w:r>
               <w:rPr>
-                <w:sz w:val="22"/>
+                <w:sz w:val="24"/>
               </w:rPr>
               <w:t xml:space="preserve">Viết đúng 4 hệ thức của hai góc bù nhau; điền đúng bảng; chứng minh được </w:t>
             </w:r>
@@ -18797,7 +18797,7 @@
             </w:pPr>
             <w:r>
               <w:rPr>
-                <w:sz w:val="22"/>
+                <w:sz w:val="24"/>
               </w:rPr>
               <w:t>HĐ3</w:t>
             </w:r>
@@ -18814,7 +18814,7 @@
             </w:pPr>
             <w:r>
               <w:rPr>
-                <w:sz w:val="22"/>
+                <w:sz w:val="24"/>
               </w:rPr>
               <w:t>Chấm chéo; đánh giá phiếu nhóm</w:t>
             </w:r>
@@ -18831,7 +18831,7 @@
             </w:pPr>
             <w:r>
               <w:rPr>
-                <w:sz w:val="22"/>
+                <w:sz w:val="24"/>
               </w:rPr>
               <w:t>Phiếu HT số 3, 4; Nhật ký sử dụng AI</w:t>
             </w:r>
@@ -18848,7 +18848,7 @@
             </w:pPr>
             <w:r>
               <w:rPr>
-                <w:sz w:val="22"/>
+                <w:sz w:val="24"/>
               </w:rPr>
               <w:t>Mức Đạt: hoàn thành đúng Mức 1–2. Trạm AI: chỉ đúng chỗ sai, giải thích được nguyên nhân, sửa đúng</w:t>
             </w:r>
@@ -18870,7 +18870,7 @@
             </w:pPr>
             <w:r>
               <w:rPr>
-                <w:sz w:val="22"/>
+                <w:sz w:val="24"/>
               </w:rPr>
               <w:t>HĐ4</w:t>
             </w:r>
@@ -18887,13 +18887,13 @@
             </w:pPr>
             <w:r>
               <w:rPr>
-                <w:sz w:val="22"/>
+                <w:sz w:val="24"/>
               </w:rPr>
               <w:t xml:space="preserve">Đánh giá sản phẩm (GV + nhóm đánh </w:t>
             </w:r>
             <w:r>
               <w:rPr>
-                <w:sz w:val="22"/>
+                <w:sz w:val="24"/>
               </w:rPr>
               <w:lastRenderedPageBreak/>
               <w:t>giá đồng đẳng)</w:t>
@@ -18911,7 +18911,7 @@
             </w:pPr>
             <w:r>
               <w:rPr>
-                <w:sz w:val="22"/>
+                <w:sz w:val="24"/>
               </w:rPr>
               <w:lastRenderedPageBreak/>
               <w:t>Rubric sản phẩm vận dụng (thang 10)</w:t>
@@ -18929,7 +18929,7 @@
             </w:pPr>
             <w:r>
               <w:rPr>
-                <w:sz w:val="22"/>
+                <w:sz w:val="24"/>
               </w:rPr>
               <w:t>Theo bảng tiêu chí dưới đây</w:t>
             </w:r>
@@ -18951,7 +18951,7 @@
             </w:pPr>
             <w:r>
               <w:rPr>
-                <w:sz w:val="22"/>
+                <w:sz w:val="24"/>
               </w:rPr>
               <w:t>Củng cố</w:t>
             </w:r>
@@ -18968,7 +18968,7 @@
             </w:pPr>
             <w:r>
               <w:rPr>
-                <w:sz w:val="22"/>
+                <w:sz w:val="24"/>
               </w:rPr>
               <w:t>Trắc nghiệm nhanh online (hoặc thẻ A, B, C, D)</w:t>
             </w:r>
@@ -18985,7 +18985,7 @@
             </w:pPr>
             <w:r>
               <w:rPr>
-                <w:sz w:val="22"/>
+                <w:sz w:val="24"/>
               </w:rPr>
               <w:t>6 câu trắc nghiệm, 1 câu đúng sai</w:t>
             </w:r>
@@ -19002,7 +19002,7 @@
             </w:pPr>
             <w:r>
               <w:rPr>
-                <w:sz w:val="22"/>
+                <w:sz w:val="24"/>
               </w:rPr>
               <w:t>Mức Đạt: đúng từ 5/7 câu trở lên (câu đúng sai tính đúng khi đúng ít nhất 3/4 ý)</w:t>
             </w:r>
@@ -19055,7 +19055,7 @@
             <w:r>
               <w:rPr>
                 <w:b/>
-                <w:sz w:val="22"/>
+                <w:sz w:val="24"/>
               </w:rPr>
               <w:t>Tiêu chí</w:t>
             </w:r>
@@ -19075,7 +19075,7 @@
             <w:r>
               <w:rPr>
                 <w:b/>
-                <w:sz w:val="22"/>
+                <w:sz w:val="24"/>
               </w:rPr>
               <w:t>Mức tốt</w:t>
             </w:r>
@@ -19095,7 +19095,7 @@
             <w:r>
               <w:rPr>
                 <w:b/>
-                <w:sz w:val="22"/>
+                <w:sz w:val="24"/>
               </w:rPr>
               <w:t>Mức đạt</w:t>
             </w:r>
@@ -19115,7 +19115,7 @@
             <w:r>
               <w:rPr>
                 <w:b/>
-                <w:sz w:val="22"/>
+                <w:sz w:val="24"/>
               </w:rPr>
               <w:t>Mức chưa đạt</w:t>
             </w:r>
@@ -19135,7 +19135,7 @@
             <w:r>
               <w:rPr>
                 <w:b/>
-                <w:sz w:val="22"/>
+                <w:sz w:val="24"/>
               </w:rPr>
               <w:t>Điểm</w:t>
             </w:r>
@@ -19157,7 +19157,7 @@
             </w:pPr>
             <w:r>
               <w:rPr>
-                <w:sz w:val="22"/>
+                <w:sz w:val="24"/>
               </w:rPr>
               <w:t>1. Số liệu đo</w:t>
             </w:r>
@@ -19174,7 +19174,7 @@
             </w:pPr>
             <w:r>
               <w:rPr>
-                <w:sz w:val="22"/>
+                <w:sz w:val="24"/>
               </w:rPr>
               <w:t xml:space="preserve">Đo đủ </w:t>
             </w:r>
@@ -19188,7 +19188,7 @@
             </m:oMath>
             <w:r>
               <w:rPr>
-                <w:sz w:val="22"/>
+                <w:sz w:val="24"/>
               </w:rPr>
               <w:t xml:space="preserve">, </w:t>
             </w:r>
@@ -19221,7 +19221,7 @@
             </m:oMath>
             <w:r>
               <w:rPr>
-                <w:sz w:val="22"/>
+                <w:sz w:val="24"/>
               </w:rPr>
               <w:t xml:space="preserve">, </w:t>
             </w:r>
@@ -19235,7 +19235,7 @@
             </m:oMath>
             <w:r>
               <w:rPr>
-                <w:sz w:val="22"/>
+                <w:sz w:val="24"/>
               </w:rPr>
               <w:t xml:space="preserve">, </w:t>
             </w:r>
@@ -19249,7 +19249,7 @@
             </m:oMath>
             <w:r>
               <w:rPr>
-                <w:sz w:val="22"/>
+                <w:sz w:val="24"/>
               </w:rPr>
               <w:t>; có ảnh minh chứng</w:t>
             </w:r>
@@ -19266,7 +19266,7 @@
             </w:pPr>
             <w:r>
               <w:rPr>
-                <w:sz w:val="22"/>
+                <w:sz w:val="24"/>
               </w:rPr>
               <w:t>Đủ số liệu, thiếu minh chứng</w:t>
             </w:r>
@@ -19283,7 +19283,7 @@
             </w:pPr>
             <w:r>
               <w:rPr>
-                <w:sz w:val="22"/>
+                <w:sz w:val="24"/>
               </w:rPr>
               <w:t>Thiếu số liệu</w:t>
             </w:r>
@@ -19301,7 +19301,7 @@
             </w:pPr>
             <w:r>
               <w:rPr>
-                <w:sz w:val="22"/>
+                <w:sz w:val="24"/>
               </w:rPr>
               <w:t>2</w:t>
             </w:r>
@@ -19323,7 +19323,7 @@
             </w:pPr>
             <w:r>
               <w:rPr>
-                <w:sz w:val="22"/>
+                <w:sz w:val="24"/>
               </w:rPr>
               <w:t>2. Mô hình, tính toán</w:t>
             </w:r>
@@ -19340,7 +19340,7 @@
             </w:pPr>
             <w:r>
               <w:rPr>
-                <w:sz w:val="22"/>
+                <w:sz w:val="24"/>
               </w:rPr>
               <w:t xml:space="preserve">Viết đúng </w:t>
             </w:r>
@@ -19400,7 +19400,7 @@
             </m:oMath>
             <w:r>
               <w:rPr>
-                <w:sz w:val="22"/>
+                <w:sz w:val="24"/>
               </w:rPr>
               <w:t>; tính đúng với cả góc nhọn và góc tù</w:t>
             </w:r>
@@ -19417,7 +19417,7 @@
             </w:pPr>
             <w:r>
               <w:rPr>
-                <w:sz w:val="22"/>
+                <w:sz w:val="24"/>
               </w:rPr>
               <w:t>Công thức đúng, sai sót nhỏ khi tính</w:t>
             </w:r>
@@ -19434,7 +19434,7 @@
             </w:pPr>
             <w:r>
               <w:rPr>
-                <w:sz w:val="22"/>
+                <w:sz w:val="24"/>
               </w:rPr>
               <w:t>Công thức sai</w:t>
             </w:r>
@@ -19452,7 +19452,7 @@
             </w:pPr>
             <w:r>
               <w:rPr>
-                <w:sz w:val="22"/>
+                <w:sz w:val="24"/>
               </w:rPr>
               <w:t>3</w:t>
             </w:r>
@@ -19474,7 +19474,7 @@
             </w:pPr>
             <w:r>
               <w:rPr>
-                <w:sz w:val="22"/>
+                <w:sz w:val="24"/>
               </w:rPr>
               <w:t>3. So sánh, giải thích</w:t>
             </w:r>
@@ -19491,7 +19491,7 @@
             </w:pPr>
             <w:r>
               <w:rPr>
-                <w:sz w:val="22"/>
+                <w:sz w:val="24"/>
               </w:rPr>
               <w:t>So sánh đo – tính, giải thích sai số; giải thích đúng vì sao hai góc bù cho cùng độ cao</w:t>
             </w:r>
@@ -19508,7 +19508,7 @@
             </w:pPr>
             <w:r>
               <w:rPr>
-                <w:sz w:val="22"/>
+                <w:sz w:val="24"/>
               </w:rPr>
               <w:t>Có so sánh, giải thích chưa đầy đủ</w:t>
             </w:r>
@@ -19525,7 +19525,7 @@
             </w:pPr>
             <w:r>
               <w:rPr>
-                <w:sz w:val="22"/>
+                <w:sz w:val="24"/>
               </w:rPr>
               <w:t>Không so sánh, không giải thích</w:t>
             </w:r>
@@ -19543,7 +19543,7 @@
             </w:pPr>
             <w:r>
               <w:rPr>
-                <w:sz w:val="22"/>
+                <w:sz w:val="24"/>
               </w:rPr>
               <w:t>3</w:t>
             </w:r>
@@ -19565,7 +19565,7 @@
             </w:pPr>
             <w:r>
               <w:rPr>
-                <w:sz w:val="22"/>
+                <w:sz w:val="24"/>
               </w:rPr>
               <w:t>4. Trình bày, dùng AI có trách nhiệm</w:t>
             </w:r>
@@ -19582,7 +19582,7 @@
             </w:pPr>
             <w:r>
               <w:rPr>
-                <w:sz w:val="22"/>
+                <w:sz w:val="24"/>
               </w:rPr>
               <w:t>Slide rõ ràng, có mô phỏng GeoGebra; Nhật ký AI đầy đủ, có kiểm chứng</w:t>
             </w:r>
@@ -19599,7 +19599,7 @@
             </w:pPr>
             <w:r>
               <w:rPr>
-                <w:sz w:val="22"/>
+                <w:sz w:val="24"/>
               </w:rPr>
               <w:t>Slide đủ nội dung; Nhật ký AI sơ sài</w:t>
             </w:r>
@@ -19616,7 +19616,7 @@
             </w:pPr>
             <w:r>
               <w:rPr>
-                <w:sz w:val="22"/>
+                <w:sz w:val="24"/>
               </w:rPr>
               <w:t>Sao chép lời giải AI hoặc không có Nhật ký AI</w:t>
             </w:r>
@@ -19634,7 +19634,7 @@
             </w:pPr>
             <w:r>
               <w:rPr>
-                <w:sz w:val="22"/>
+                <w:sz w:val="24"/>
               </w:rPr>
               <w:t>2</w:t>
             </w:r>
@@ -19650,9 +19650,9 @@
       </w:pPr>
       <w:r>
         <w:rPr>
-          <w:rFonts w:ascii="Times New Roman" w:hAnsi="Times New Roman" w:eastAsia="Times New Roman"/>
+          <w:rFonts w:ascii="Times New Roman" w:hAnsi="Times New Roman" w:eastAsia="Times New Roman" w:cs="Times New Roman"/>
           <w:b/>
-          <w:sz w:val="26"/>
+          <w:sz w:val="24"/>
         </w:rPr>
         <w:t>Đánh giá đối với học sinh khuyết tật</w:t>
       </w:r>
@@ -19665,16 +19665,16 @@
       </w:pPr>
       <w:r>
         <w:rPr>
-          <w:rFonts w:ascii="Times New Roman" w:hAnsi="Times New Roman" w:eastAsia="Times New Roman"/>
-          <w:sz w:val="26"/>
+          <w:rFonts w:ascii="Times New Roman" w:hAnsi="Times New Roman" w:eastAsia="Times New Roman" w:cs="Times New Roman"/>
+          <w:sz w:val="24"/>
         </w:rPr>
         <w:t>-</w:t>
         <w:tab/>
       </w:r>
       <w:r>
         <w:rPr>
-          <w:rFonts w:ascii="Times New Roman" w:hAnsi="Times New Roman" w:eastAsia="Times New Roman"/>
-          <w:sz w:val="26"/>
+          <w:rFonts w:ascii="Times New Roman" w:hAnsi="Times New Roman" w:eastAsia="Times New Roman" w:cs="Times New Roman"/>
+          <w:sz w:val="24"/>
         </w:rPr>
         <w:t>Đánh giá theo yêu cầu cần đạt đã điều chỉnh (mục I.4), qua phiếu học tập tại bàn, vấn đáp, phần việc trong nhóm (Thông tư 22/2021/TT-BGDĐT).</w:t>
       </w:r>
@@ -19687,24 +19687,24 @@
       </w:pPr>
       <w:r>
         <w:rPr>
-          <w:rFonts w:ascii="Times New Roman" w:hAnsi="Times New Roman" w:eastAsia="Times New Roman"/>
-          <w:sz w:val="26"/>
+          <w:rFonts w:ascii="Times New Roman" w:hAnsi="Times New Roman" w:eastAsia="Times New Roman" w:cs="Times New Roman"/>
+          <w:sz w:val="24"/>
         </w:rPr>
         <w:t>-</w:t>
         <w:tab/>
       </w:r>
       <w:r>
         <w:rPr>
-          <w:rFonts w:ascii="Times New Roman" w:hAnsi="Times New Roman" w:eastAsia="Times New Roman"/>
+          <w:rFonts w:ascii="Times New Roman" w:hAnsi="Times New Roman" w:eastAsia="Times New Roman" w:cs="Times New Roman"/>
           <w:b/>
-          <w:sz w:val="26"/>
+          <w:sz w:val="24"/>
         </w:rPr>
         <w:t>Khuyết tật nghe – nói (nặng):</w:t>
       </w:r>
       <w:r>
         <w:rPr>
-          <w:rFonts w:ascii="Times New Roman" w:hAnsi="Times New Roman" w:eastAsia="Times New Roman"/>
-          <w:sz w:val="26"/>
+          <w:rFonts w:ascii="Times New Roman" w:hAnsi="Times New Roman" w:eastAsia="Times New Roman" w:cs="Times New Roman"/>
+          <w:sz w:val="24"/>
         </w:rPr>
         <w:t xml:space="preserve"> Miễn hoàn toàn vấn đáp bằng lời; đánh giá qua viết lên bảng (khuyến khích, tuyên dương), vở, phiếu học tập, sản phẩm vẽ, STEM; đề ngắn gọn, tường minh, ưu tiên kí hiệu và hình vẽ; mọi hướng dẫn, đính chính trong giờ kiểm tra được viết lên bảng.</w:t>
       </w:r>
@@ -19717,24 +19717,24 @@
       </w:pPr>
       <w:r>
         <w:rPr>
-          <w:rFonts w:ascii="Times New Roman" w:hAnsi="Times New Roman" w:eastAsia="Times New Roman"/>
-          <w:sz w:val="26"/>
+          <w:rFonts w:ascii="Times New Roman" w:hAnsi="Times New Roman" w:eastAsia="Times New Roman" w:cs="Times New Roman"/>
+          <w:sz w:val="24"/>
         </w:rPr>
         <w:t>-</w:t>
         <w:tab/>
       </w:r>
       <w:r>
         <w:rPr>
-          <w:rFonts w:ascii="Times New Roman" w:hAnsi="Times New Roman" w:eastAsia="Times New Roman"/>
+          <w:rFonts w:ascii="Times New Roman" w:hAnsi="Times New Roman" w:eastAsia="Times New Roman" w:cs="Times New Roman"/>
           <w:b/>
-          <w:sz w:val="26"/>
+          <w:sz w:val="24"/>
         </w:rPr>
         <w:t>Khuyết tật máu (nặng):</w:t>
       </w:r>
       <w:r>
         <w:rPr>
-          <w:rFonts w:ascii="Times New Roman" w:hAnsi="Times New Roman" w:eastAsia="Times New Roman"/>
-          <w:sz w:val="26"/>
+          <w:rFonts w:ascii="Times New Roman" w:hAnsi="Times New Roman" w:eastAsia="Times New Roman" w:cs="Times New Roman"/>
+          <w:sz w:val="24"/>
         </w:rPr>
         <w:t xml:space="preserve"> Đánh giá linh hoạt qua vở, phiếu ngắn, hỏi đáp tại chỗ (không bắt đứng lên bảng lâu khi đau khớp, mệt); đề vừa sức (Nhận biết – Thông hiểu), thêm 15 – 20 phút nếu mệt, được nghỉ uống nước; kiểm tra bù nếu trùng lịch nhập viện.</w:t>
       </w:r>
@@ -26326,7 +26326,7 @@
             <w:r>
               <w:rPr>
                 <w:b/>
-                <w:sz w:val="22"/>
+                <w:sz w:val="24"/>
               </w:rPr>
               <w:t>Lần</w:t>
             </w:r>
@@ -26346,7 +26346,7 @@
             <w:r>
               <w:rPr>
                 <w:b/>
-                <w:sz w:val="22"/>
+                <w:sz w:val="24"/>
               </w:rPr>
               <w:t>Câu lệnh em/nhóm đã nhập</w:t>
             </w:r>
@@ -26366,7 +26366,7 @@
             <w:r>
               <w:rPr>
                 <w:b/>
-                <w:sz w:val="22"/>
+                <w:sz w:val="24"/>
               </w:rPr>
               <w:t>AI trả lời (tóm tắt)</w:t>
             </w:r>
@@ -26386,7 +26386,7 @@
             <w:r>
               <w:rPr>
                 <w:b/>
-                <w:sz w:val="22"/>
+                <w:sz w:val="24"/>
               </w:rPr>
               <w:t>Em/nhóm kiểm chứng thế nào? Đúng/sai?</w:t>
             </w:r>
@@ -26406,7 +26406,7 @@
             <w:r>
               <w:rPr>
                 <w:b/>
-                <w:sz w:val="22"/>
+                <w:sz w:val="24"/>
               </w:rPr>
               <w:t>Em/nhóm đã dùng gợi ý vào đâu</w:t>
             </w:r>
@@ -26429,7 +26429,7 @@
             </w:pPr>
             <w:r>
               <w:rPr>
-                <w:sz w:val="22"/>
+                <w:sz w:val="24"/>
               </w:rPr>
               <w:t>1</w:t>
             </w:r>
@@ -26506,7 +26506,7 @@
             </w:pPr>
             <w:r>
               <w:rPr>
-                <w:sz w:val="22"/>
+                <w:sz w:val="24"/>
               </w:rPr>
               <w:t>2</w:t>
             </w:r>
@@ -26690,9 +26690,9 @@
       </w:pPr>
       <w:r>
         <w:rPr>
-          <w:rFonts w:ascii="Times New Roman" w:hAnsi="Times New Roman" w:eastAsia="Times New Roman"/>
+          <w:rFonts w:ascii="Times New Roman" w:hAnsi="Times New Roman" w:eastAsia="Times New Roman" w:cs="Times New Roman"/>
           <w:b/>
-          <w:sz w:val="26"/>
+          <w:sz w:val="24"/>
         </w:rPr>
         <w:t>PHỤ LỤC: MA TRẬN ĐIỀU CHỈNH DẠY HỌC HOÀ NHẬP</w:t>
       </w:r>
@@ -26704,9 +26704,9 @@
       </w:pPr>
       <w:r>
         <w:rPr>
-          <w:rFonts w:ascii="Times New Roman" w:hAnsi="Times New Roman" w:eastAsia="Times New Roman"/>
+          <w:rFonts w:ascii="Times New Roman" w:hAnsi="Times New Roman" w:eastAsia="Times New Roman" w:cs="Times New Roman"/>
           <w:i/>
-          <w:sz w:val="26"/>
+          <w:sz w:val="24"/>
         </w:rPr>
         <w:t>(Chỉ ghi phần điều chỉnh RIÊNG của từng loại khuyết tật; phần dùng chung đã nằm trong "Thiết kế phổ quát" mục II.3. Khi có HS khuyết tật loại khác, bổ sung một cột.)</w:t>
       </w:r>
@@ -26745,9 +26745,9 @@
             </w:pPr>
             <w:r>
               <w:rPr>
-                <w:rFonts w:ascii="Times New Roman" w:hAnsi="Times New Roman" w:eastAsia="Times New Roman"/>
+                <w:rFonts w:ascii="Times New Roman" w:hAnsi="Times New Roman" w:eastAsia="Times New Roman" w:cs="Times New Roman"/>
                 <w:b/>
-                <w:sz w:val="22"/>
+                <w:sz w:val="24"/>
               </w:rPr>
               <w:t>Hoạt động</w:t>
             </w:r>
@@ -26766,9 +26766,9 @@
             </w:pPr>
             <w:r>
               <w:rPr>
-                <w:rFonts w:ascii="Times New Roman" w:hAnsi="Times New Roman" w:eastAsia="Times New Roman"/>
+                <w:rFonts w:ascii="Times New Roman" w:hAnsi="Times New Roman" w:eastAsia="Times New Roman" w:cs="Times New Roman"/>
                 <w:b/>
-                <w:sz w:val="22"/>
+                <w:sz w:val="24"/>
               </w:rPr>
               <w:t>Khuyết tật nghe – nói (nặng)</w:t>
             </w:r>
@@ -26787,9 +26787,9 @@
             </w:pPr>
             <w:r>
               <w:rPr>
-                <w:rFonts w:ascii="Times New Roman" w:hAnsi="Times New Roman" w:eastAsia="Times New Roman"/>
+                <w:rFonts w:ascii="Times New Roman" w:hAnsi="Times New Roman" w:eastAsia="Times New Roman" w:cs="Times New Roman"/>
                 <w:b/>
-                <w:sz w:val="22"/>
+                <w:sz w:val="24"/>
               </w:rPr>
               <w:t>Khuyết tật máu (nặng)</w:t>
             </w:r>
@@ -26809,8 +26809,8 @@
             </w:pPr>
             <w:r>
               <w:rPr>
-                <w:rFonts w:ascii="Times New Roman" w:hAnsi="Times New Roman" w:eastAsia="Times New Roman"/>
-                <w:sz w:val="22"/>
+                <w:rFonts w:ascii="Times New Roman" w:hAnsi="Times New Roman" w:eastAsia="Times New Roman" w:cs="Times New Roman"/>
+                <w:sz w:val="24"/>
               </w:rPr>
               <w:t>HĐ1</w:t>
             </w:r>
@@ -26828,8 +26828,8 @@
             </w:pPr>
             <w:r>
               <w:rPr>
-                <w:rFonts w:ascii="Times New Roman" w:hAnsi="Times New Roman" w:eastAsia="Times New Roman"/>
-                <w:sz w:val="22"/>
+                <w:rFonts w:ascii="Times New Roman" w:hAnsi="Times New Roman" w:eastAsia="Times New Roman" w:cs="Times New Roman"/>
+                <w:sz w:val="24"/>
               </w:rPr>
               <w:t>Tình huống mở đầu trình chiếu bằng hình vẽ có số đo; HS trả lời bằng bảng con.</w:t>
             </w:r>
@@ -26847,8 +26847,8 @@
             </w:pPr>
             <w:r>
               <w:rPr>
-                <w:rFonts w:ascii="Times New Roman" w:hAnsi="Times New Roman" w:eastAsia="Times New Roman"/>
-                <w:sz w:val="22"/>
+                <w:rFonts w:ascii="Times New Roman" w:hAnsi="Times New Roman" w:eastAsia="Times New Roman" w:cs="Times New Roman"/>
+                <w:sz w:val="24"/>
               </w:rPr>
               <w:t>Trả lời tại chỗ.</w:t>
             </w:r>
@@ -26868,8 +26868,8 @@
             </w:pPr>
             <w:r>
               <w:rPr>
-                <w:rFonts w:ascii="Times New Roman" w:hAnsi="Times New Roman" w:eastAsia="Times New Roman"/>
-                <w:sz w:val="22"/>
+                <w:rFonts w:ascii="Times New Roman" w:hAnsi="Times New Roman" w:eastAsia="Times New Roman" w:cs="Times New Roman"/>
+                <w:sz w:val="24"/>
               </w:rPr>
               <w:t>HĐ2</w:t>
             </w:r>
@@ -26887,8 +26887,8 @@
             </w:pPr>
             <w:r>
               <w:rPr>
-                <w:rFonts w:ascii="Times New Roman" w:hAnsi="Times New Roman" w:eastAsia="Times New Roman"/>
-                <w:sz w:val="22"/>
+                <w:rFonts w:ascii="Times New Roman" w:hAnsi="Times New Roman" w:eastAsia="Times New Roman" w:cs="Times New Roman"/>
+                <w:sz w:val="24"/>
               </w:rPr>
               <w:t xml:space="preserve">Hình nửa đường tròn đơn vị phóng to, toạ độ điểm </w:t>
             </w:r>
@@ -26899,8 +26899,8 @@
             </m:oMath>
             <w:r>
               <w:rPr>
-                <w:rFonts w:ascii="Times New Roman" w:hAnsi="Times New Roman" w:eastAsia="Times New Roman"/>
-                <w:sz w:val="22"/>
+                <w:rFonts w:ascii="Times New Roman" w:hAnsi="Times New Roman" w:eastAsia="Times New Roman" w:cs="Times New Roman"/>
+                <w:sz w:val="24"/>
               </w:rPr>
               <w:t xml:space="preserve"> ghi sẵn; định nghĩa và công thức viết bảng, gạch chân từ khoá; ví dụ giải mẫu từng bước.</w:t>
             </w:r>
@@ -26918,8 +26918,8 @@
             </w:pPr>
             <w:r>
               <w:rPr>
-                <w:rFonts w:ascii="Times New Roman" w:hAnsi="Times New Roman" w:eastAsia="Times New Roman"/>
-                <w:sz w:val="22"/>
+                <w:rFonts w:ascii="Times New Roman" w:hAnsi="Times New Roman" w:eastAsia="Times New Roman" w:cs="Times New Roman"/>
+                <w:sz w:val="24"/>
               </w:rPr>
               <w:t>Bảng giá trị lượng giác đặc biệt đặt tại bàn; hướng dẫn bấm máy tính; nếu HS nghỉ điều trị, GV gửi video ngắn và phiếu bài giải mẫu qua Zalo.</w:t>
             </w:r>
@@ -26939,8 +26939,8 @@
             </w:pPr>
             <w:r>
               <w:rPr>
-                <w:rFonts w:ascii="Times New Roman" w:hAnsi="Times New Roman" w:eastAsia="Times New Roman"/>
-                <w:sz w:val="22"/>
+                <w:rFonts w:ascii="Times New Roman" w:hAnsi="Times New Roman" w:eastAsia="Times New Roman" w:cs="Times New Roman"/>
+                <w:sz w:val="24"/>
               </w:rPr>
               <w:t>HĐ3</w:t>
             </w:r>
@@ -26958,8 +26958,8 @@
             </w:pPr>
             <w:r>
               <w:rPr>
-                <w:rFonts w:ascii="Times New Roman" w:hAnsi="Times New Roman" w:eastAsia="Times New Roman"/>
-                <w:sz w:val="22"/>
+                <w:rFonts w:ascii="Times New Roman" w:hAnsi="Times New Roman" w:eastAsia="Times New Roman" w:cs="Times New Roman"/>
+                <w:sz w:val="24"/>
               </w:rPr>
               <w:t>Bài tập theo mẫu; mời HS lên bảng trình bày lời giải.</w:t>
             </w:r>
@@ -26977,8 +26977,8 @@
             </w:pPr>
             <w:r>
               <w:rPr>
-                <w:rFonts w:ascii="Times New Roman" w:hAnsi="Times New Roman" w:eastAsia="Times New Roman"/>
-                <w:sz w:val="22"/>
+                <w:rFonts w:ascii="Times New Roman" w:hAnsi="Times New Roman" w:eastAsia="Times New Roman" w:cs="Times New Roman"/>
+                <w:sz w:val="24"/>
               </w:rPr>
               <w:t>Làm Mức 1 – 2; dùng máy tính kiểm tra; chấm tại bàn.</w:t>
             </w:r>
@@ -26998,8 +26998,8 @@
             </w:pPr>
             <w:r>
               <w:rPr>
-                <w:rFonts w:ascii="Times New Roman" w:hAnsi="Times New Roman" w:eastAsia="Times New Roman"/>
-                <w:sz w:val="22"/>
+                <w:rFonts w:ascii="Times New Roman" w:hAnsi="Times New Roman" w:eastAsia="Times New Roman" w:cs="Times New Roman"/>
+                <w:sz w:val="24"/>
               </w:rPr>
               <w:t>HĐ4</w:t>
             </w:r>
@@ -27017,8 +27017,8 @@
             </w:pPr>
             <w:r>
               <w:rPr>
-                <w:rFonts w:ascii="Times New Roman" w:hAnsi="Times New Roman" w:eastAsia="Times New Roman"/>
-                <w:sz w:val="22"/>
+                <w:rFonts w:ascii="Times New Roman" w:hAnsi="Times New Roman" w:eastAsia="Times New Roman" w:cs="Times New Roman"/>
+                <w:sz w:val="24"/>
               </w:rPr>
               <w:t>Bài toán thực tế chuyển thành hình vẽ có ghi sẵn số đo; nhiệm vụ viết rõ trên bảng, Zalo.</w:t>
             </w:r>
@@ -27036,8 +27036,8 @@
             </w:pPr>
             <w:r>
               <w:rPr>
-                <w:rFonts w:ascii="Times New Roman" w:hAnsi="Times New Roman" w:eastAsia="Times New Roman"/>
-                <w:sz w:val="22"/>
+                <w:rFonts w:ascii="Times New Roman" w:hAnsi="Times New Roman" w:eastAsia="Times New Roman" w:cs="Times New Roman"/>
+                <w:sz w:val="24"/>
               </w:rPr>
               <w:t>Phần tính toán tại nhà.</w:t>
             </w:r>
@@ -27057,8 +27057,8 @@
             </w:pPr>
             <w:r>
               <w:rPr>
-                <w:rFonts w:ascii="Times New Roman" w:hAnsi="Times New Roman" w:eastAsia="Times New Roman"/>
-                <w:sz w:val="22"/>
+                <w:rFonts w:ascii="Times New Roman" w:hAnsi="Times New Roman" w:eastAsia="Times New Roman" w:cs="Times New Roman"/>
+                <w:sz w:val="24"/>
               </w:rPr>
               <w:t>Củng cố</w:t>
             </w:r>
@@ -27076,8 +27076,8 @@
             </w:pPr>
             <w:r>
               <w:rPr>
-                <w:rFonts w:ascii="Times New Roman" w:hAnsi="Times New Roman" w:eastAsia="Times New Roman"/>
-                <w:sz w:val="22"/>
+                <w:rFonts w:ascii="Times New Roman" w:hAnsi="Times New Roman" w:eastAsia="Times New Roman" w:cs="Times New Roman"/>
+                <w:sz w:val="24"/>
               </w:rPr>
               <w:t>Bài trắc nghiệm online: HS làm bình thường trên điện thoại (đề chữ, không âm thanh); GV viết lên bảng thời gian làm bài.</w:t>
             </w:r>
@@ -27095,8 +27095,8 @@
             </w:pPr>
             <w:r>
               <w:rPr>
-                <w:rFonts w:ascii="Times New Roman" w:hAnsi="Times New Roman" w:eastAsia="Times New Roman"/>
-                <w:sz w:val="22"/>
+                <w:rFonts w:ascii="Times New Roman" w:hAnsi="Times New Roman" w:eastAsia="Times New Roman" w:cs="Times New Roman"/>
+                <w:sz w:val="24"/>
               </w:rPr>
               <w:t>Bài trắc nghiệm online: làm tại chỗ, được làm ở nhà nếu mệt hoặc đang điều trị.</w:t>
             </w:r>
@@ -27116,8 +27116,8 @@
             </w:pPr>
             <w:r>
               <w:rPr>
-                <w:rFonts w:ascii="Times New Roman" w:hAnsi="Times New Roman" w:eastAsia="Times New Roman"/>
-                <w:sz w:val="22"/>
+                <w:rFonts w:ascii="Times New Roman" w:hAnsi="Times New Roman" w:eastAsia="Times New Roman" w:cs="Times New Roman"/>
+                <w:sz w:val="24"/>
               </w:rPr>
               <w:t>Đánh giá</w:t>
             </w:r>
@@ -27135,8 +27135,8 @@
             </w:pPr>
             <w:r>
               <w:rPr>
-                <w:rFonts w:ascii="Times New Roman" w:hAnsi="Times New Roman" w:eastAsia="Times New Roman"/>
-                <w:sz w:val="22"/>
+                <w:rFonts w:ascii="Times New Roman" w:hAnsi="Times New Roman" w:eastAsia="Times New Roman" w:cs="Times New Roman"/>
+                <w:sz w:val="24"/>
               </w:rPr>
               <w:t>Miễn hoàn toàn vấn đáp bằng lời; đánh giá qua viết lên bảng (khuyến khích, tuyên dương), vở, phiếu học tập, sản phẩm vẽ, STEM; đề ngắn gọn, tường minh, ưu tiên kí hiệu và hình vẽ; mọi hướng dẫn, đính chính trong giờ kiểm tra được viết lên bảng.</w:t>
             </w:r>
@@ -27154,8 +27154,8 @@
             </w:pPr>
             <w:r>
               <w:rPr>
-                <w:rFonts w:ascii="Times New Roman" w:hAnsi="Times New Roman" w:eastAsia="Times New Roman"/>
-                <w:sz w:val="22"/>
+                <w:rFonts w:ascii="Times New Roman" w:hAnsi="Times New Roman" w:eastAsia="Times New Roman" w:cs="Times New Roman"/>
+                <w:sz w:val="24"/>
               </w:rPr>
               <w:t>Đánh giá linh hoạt qua vở, phiếu ngắn, hỏi đáp tại chỗ (không bắt đứng lên bảng lâu khi đau khớp, mệt); đề vừa sức (Nhận biết – Thông hiểu), thêm 15 – 20 phút nếu mệt, được nghỉ uống nước; kiểm tra bù nếu trùng lịch nhập viện.</w:t>
             </w:r>
@@ -27218,7 +27218,7 @@
       <w:rPr>
         <w:i/>
         <w:color w:val="1F4E79"/>
-        <w:sz w:val="22"/>
+        <w:sz w:val="24"/>
       </w:rPr>
       <w:t>GV: TTT</w:t>
     </w:r>
@@ -27226,7 +27226,7 @@
       <w:rPr>
         <w:i/>
         <w:color w:val="1F4E79"/>
-        <w:sz w:val="22"/>
+        <w:sz w:val="24"/>
       </w:rPr>
       <w:tab/>
       <w:t xml:space="preserve">Trang </w:t>
@@ -27243,14 +27243,14 @@
     <w:r>
       <w:rPr>
         <w:i/>
-        <w:sz w:val="22"/>
+        <w:sz w:val="24"/>
       </w:rPr>
       <w:t>1</w:t>
     </w:r>
     <w:r>
       <w:rPr>
         <w:i/>
-        <w:sz w:val="22"/>
+        <w:sz w:val="24"/>
       </w:rPr>
       <w:fldChar w:fldCharType="end"/>
     </w:r>
@@ -27310,7 +27310,7 @@
         <w:b/>
         <w:i/>
         <w:color w:val="1F4E79"/>
-        <w:sz w:val="22"/>
+        <w:sz w:val="24"/>
       </w:rPr>
       <w:t>KHBD-TOÁN10</w:t>
     </w:r>
@@ -27318,7 +27318,7 @@
       <w:rPr>
         <w:i/>
         <w:color w:val="1F4E79"/>
-        <w:sz w:val="22"/>
+        <w:sz w:val="24"/>
       </w:rPr>
       <w:tab/>
       <w:t>Năm học 2026-2027</w:t>
@@ -27425,7 +27425,7 @@
         <w:ind w:left="1440" w:hanging="360"/>
       </w:pPr>
       <w:rPr>
-        <w:rFonts w:ascii="Symbol" w:hAnsi="Symbol" w:hint="default"/>
+        <w:rFonts w:ascii="Times New Roman" w:hAnsi="Times New Roman" w:eastAsia="Times New Roman" w:cs="Times New Roman"/>
       </w:rPr>
     </w:lvl>
   </w:abstractNum>
@@ -27446,7 +27446,7 @@
         <w:ind w:left="1080" w:hanging="360"/>
       </w:pPr>
       <w:rPr>
-        <w:rFonts w:ascii="Symbol" w:hAnsi="Symbol" w:hint="default"/>
+        <w:rFonts w:ascii="Times New Roman" w:hAnsi="Times New Roman" w:eastAsia="Times New Roman" w:cs="Times New Roman"/>
       </w:rPr>
     </w:lvl>
   </w:abstractNum>
@@ -27467,7 +27467,7 @@
         <w:ind w:left="720" w:hanging="360"/>
       </w:pPr>
       <w:rPr>
-        <w:rFonts w:ascii="Symbol" w:hAnsi="Symbol" w:hint="default"/>
+        <w:rFonts w:ascii="Times New Roman" w:hAnsi="Times New Roman" w:eastAsia="Times New Roman" w:cs="Times New Roman"/>
       </w:rPr>
     </w:lvl>
   </w:abstractNum>
@@ -27506,7 +27506,7 @@
         <w:ind w:left="360" w:hanging="360"/>
       </w:pPr>
       <w:rPr>
-        <w:rFonts w:ascii="Symbol" w:hAnsi="Symbol" w:hint="default"/>
+        <w:rFonts w:ascii="Times New Roman" w:hAnsi="Times New Roman" w:eastAsia="Times New Roman" w:cs="Times New Roman"/>
       </w:rPr>
     </w:lvl>
   </w:abstractNum>
@@ -27545,10 +27545,10 @@
   <w:docDefaults>
     <w:rPrDefault>
       <w:rPr>
-        <w:rFonts w:asciiTheme="minorHAnsi" w:eastAsiaTheme="minorEastAsia" w:hAnsiTheme="minorHAnsi" w:cstheme="minorBidi"/>
-        <w:sz w:val="22"/>
-        <w:szCs w:val="22"/>
+        <w:rFonts w:ascii="Times New Roman" w:hAnsi="Times New Roman" w:eastAsia="Times New Roman" w:cs="Times New Roman"/>
         <w:lang w:val="en-US" w:eastAsia="en-US" w:bidi="ar-SA"/>
+        <w:sz w:val="24"/>
+        <w:szCs w:val="24"/>
       </w:rPr>
     </w:rPrDefault>
     <w:pPrDefault>
@@ -27931,8 +27931,8 @@
     <w:qFormat/>
     <w:rsid w:val="00FC693F"/>
     <w:rPr>
-      <w:rFonts w:ascii="Times New Roman" w:eastAsia="Times New Roman" w:hAnsi="Times New Roman"/>
-      <w:sz w:val="26"/>
+      <w:rFonts w:ascii="Times New Roman" w:hAnsi="Times New Roman" w:eastAsia="Times New Roman" w:cs="Times New Roman"/>
+      <w:sz w:val="24"/>
     </w:rPr>
   </w:style>
   <w:style w:type="paragraph" w:styleId="Heading1">
@@ -27950,12 +27950,12 @@
       <w:outlineLvl w:val="0"/>
     </w:pPr>
     <w:rPr>
-      <w:rFonts w:asciiTheme="majorHAnsi" w:eastAsiaTheme="majorEastAsia" w:hAnsiTheme="majorHAnsi" w:cstheme="majorBidi"/>
+      <w:rFonts w:ascii="Times New Roman" w:hAnsi="Times New Roman" w:eastAsia="Times New Roman" w:cs="Times New Roman"/>
       <w:b/>
       <w:bCs/>
       <w:color w:val="365F91" w:themeColor="accent1" w:themeShade="BF"/>
-      <w:sz w:val="28"/>
-      <w:szCs w:val="28"/>
+      <w:sz w:val="24"/>
+      <w:szCs w:val="24"/>
     </w:rPr>
   </w:style>
   <w:style w:type="paragraph" w:styleId="Heading2">
@@ -27974,11 +27974,11 @@
       <w:outlineLvl w:val="1"/>
     </w:pPr>
     <w:rPr>
-      <w:rFonts w:asciiTheme="majorHAnsi" w:eastAsiaTheme="majorEastAsia" w:hAnsiTheme="majorHAnsi" w:cstheme="majorBidi"/>
+      <w:rFonts w:ascii="Times New Roman" w:hAnsi="Times New Roman" w:eastAsia="Times New Roman" w:cs="Times New Roman"/>
       <w:b/>
       <w:bCs/>
       <w:color w:val="4F81BD" w:themeColor="accent1"/>
-      <w:szCs w:val="26"/>
+      <w:szCs w:val="24"/>
     </w:rPr>
   </w:style>
   <w:style w:type="paragraph" w:styleId="Heading3">
@@ -27997,7 +27997,7 @@
       <w:outlineLvl w:val="2"/>
     </w:pPr>
     <w:rPr>
-      <w:rFonts w:asciiTheme="majorHAnsi" w:eastAsiaTheme="majorEastAsia" w:hAnsiTheme="majorHAnsi" w:cstheme="majorBidi"/>
+      <w:rFonts w:ascii="Times New Roman" w:hAnsi="Times New Roman" w:eastAsia="Times New Roman" w:cs="Times New Roman"/>
       <w:b/>
       <w:bCs/>
       <w:color w:val="4F81BD" w:themeColor="accent1"/>
@@ -28020,7 +28020,7 @@
       <w:outlineLvl w:val="3"/>
     </w:pPr>
     <w:rPr>
-      <w:rFonts w:asciiTheme="majorHAnsi" w:eastAsiaTheme="majorEastAsia" w:hAnsiTheme="majorHAnsi" w:cstheme="majorBidi"/>
+      <w:rFonts w:ascii="Times New Roman" w:hAnsi="Times New Roman" w:eastAsia="Times New Roman" w:cs="Times New Roman"/>
       <w:b/>
       <w:bCs/>
       <w:i/>
@@ -28045,7 +28045,7 @@
       <w:outlineLvl w:val="4"/>
     </w:pPr>
     <w:rPr>
-      <w:rFonts w:asciiTheme="majorHAnsi" w:eastAsiaTheme="majorEastAsia" w:hAnsiTheme="majorHAnsi" w:cstheme="majorBidi"/>
+      <w:rFonts w:ascii="Times New Roman" w:hAnsi="Times New Roman" w:eastAsia="Times New Roman" w:cs="Times New Roman"/>
       <w:color w:val="243F60" w:themeColor="accent1" w:themeShade="7F"/>
     </w:rPr>
   </w:style>
@@ -28066,7 +28066,7 @@
       <w:outlineLvl w:val="5"/>
     </w:pPr>
     <w:rPr>
-      <w:rFonts w:asciiTheme="majorHAnsi" w:eastAsiaTheme="majorEastAsia" w:hAnsiTheme="majorHAnsi" w:cstheme="majorBidi"/>
+      <w:rFonts w:ascii="Times New Roman" w:hAnsi="Times New Roman" w:eastAsia="Times New Roman" w:cs="Times New Roman"/>
       <w:i/>
       <w:iCs/>
       <w:color w:val="243F60" w:themeColor="accent1" w:themeShade="7F"/>
@@ -28089,7 +28089,7 @@
       <w:outlineLvl w:val="6"/>
     </w:pPr>
     <w:rPr>
-      <w:rFonts w:asciiTheme="majorHAnsi" w:eastAsiaTheme="majorEastAsia" w:hAnsiTheme="majorHAnsi" w:cstheme="majorBidi"/>
+      <w:rFonts w:ascii="Times New Roman" w:hAnsi="Times New Roman" w:eastAsia="Times New Roman" w:cs="Times New Roman"/>
       <w:i/>
       <w:iCs/>
       <w:color w:val="404040" w:themeColor="text1" w:themeTint="BF"/>
@@ -28112,10 +28112,10 @@
       <w:outlineLvl w:val="7"/>
     </w:pPr>
     <w:rPr>
-      <w:rFonts w:asciiTheme="majorHAnsi" w:eastAsiaTheme="majorEastAsia" w:hAnsiTheme="majorHAnsi" w:cstheme="majorBidi"/>
+      <w:rFonts w:ascii="Times New Roman" w:hAnsi="Times New Roman" w:eastAsia="Times New Roman" w:cs="Times New Roman"/>
       <w:color w:val="4F81BD" w:themeColor="accent1"/>
-      <w:sz w:val="20"/>
-      <w:szCs w:val="20"/>
+      <w:sz w:val="24"/>
+      <w:szCs w:val="24"/>
     </w:rPr>
   </w:style>
   <w:style w:type="paragraph" w:styleId="Heading9">
@@ -28135,12 +28135,12 @@
       <w:outlineLvl w:val="8"/>
     </w:pPr>
     <w:rPr>
-      <w:rFonts w:asciiTheme="majorHAnsi" w:eastAsiaTheme="majorEastAsia" w:hAnsiTheme="majorHAnsi" w:cstheme="majorBidi"/>
+      <w:rFonts w:ascii="Times New Roman" w:hAnsi="Times New Roman" w:eastAsia="Times New Roman" w:cs="Times New Roman"/>
       <w:i/>
       <w:iCs/>
       <w:color w:val="404040" w:themeColor="text1" w:themeTint="BF"/>
-      <w:sz w:val="20"/>
-      <w:szCs w:val="20"/>
+      <w:sz w:val="24"/>
+      <w:szCs w:val="24"/>
     </w:rPr>
   </w:style>
   <w:style w:type="character" w:default="1" w:styleId="DefaultParagraphFont">
@@ -28222,12 +28222,12 @@
     <w:uiPriority w:val="9"/>
     <w:rsid w:val="00FC693F"/>
     <w:rPr>
-      <w:rFonts w:asciiTheme="majorHAnsi" w:eastAsiaTheme="majorEastAsia" w:hAnsiTheme="majorHAnsi" w:cstheme="majorBidi"/>
+      <w:rFonts w:ascii="Times New Roman" w:hAnsi="Times New Roman" w:eastAsia="Times New Roman" w:cs="Times New Roman"/>
       <w:b/>
       <w:bCs/>
       <w:color w:val="365F91" w:themeColor="accent1" w:themeShade="BF"/>
-      <w:sz w:val="28"/>
-      <w:szCs w:val="28"/>
+      <w:sz w:val="24"/>
+      <w:szCs w:val="24"/>
     </w:rPr>
   </w:style>
   <w:style w:type="character" w:customStyle="1" w:styleId="Heading2Char">
@@ -28237,12 +28237,12 @@
     <w:uiPriority w:val="9"/>
     <w:rsid w:val="00FC693F"/>
     <w:rPr>
-      <w:rFonts w:asciiTheme="majorHAnsi" w:eastAsiaTheme="majorEastAsia" w:hAnsiTheme="majorHAnsi" w:cstheme="majorBidi"/>
+      <w:rFonts w:ascii="Times New Roman" w:hAnsi="Times New Roman" w:eastAsia="Times New Roman" w:cs="Times New Roman"/>
       <w:b/>
       <w:bCs/>
       <w:color w:val="4F81BD" w:themeColor="accent1"/>
-      <w:sz w:val="26"/>
-      <w:szCs w:val="26"/>
+      <w:sz w:val="24"/>
+      <w:szCs w:val="24"/>
     </w:rPr>
   </w:style>
   <w:style w:type="character" w:customStyle="1" w:styleId="Heading3Char">
@@ -28252,7 +28252,7 @@
     <w:uiPriority w:val="9"/>
     <w:rsid w:val="00FC693F"/>
     <w:rPr>
-      <w:rFonts w:asciiTheme="majorHAnsi" w:eastAsiaTheme="majorEastAsia" w:hAnsiTheme="majorHAnsi" w:cstheme="majorBidi"/>
+      <w:rFonts w:ascii="Times New Roman" w:hAnsi="Times New Roman" w:eastAsia="Times New Roman" w:cs="Times New Roman"/>
       <w:b/>
       <w:bCs/>
       <w:color w:val="4F81BD" w:themeColor="accent1"/>
@@ -28274,12 +28274,12 @@
       <w:contextualSpacing/>
     </w:pPr>
     <w:rPr>
-      <w:rFonts w:asciiTheme="majorHAnsi" w:eastAsiaTheme="majorEastAsia" w:hAnsiTheme="majorHAnsi" w:cstheme="majorBidi"/>
+      <w:rFonts w:ascii="Times New Roman" w:hAnsi="Times New Roman" w:eastAsia="Times New Roman" w:cs="Times New Roman"/>
       <w:color w:val="17365D" w:themeColor="text2" w:themeShade="BF"/>
       <w:spacing w:val="5"/>
       <w:kern w:val="28"/>
-      <w:sz w:val="52"/>
-      <w:szCs w:val="52"/>
+      <w:sz w:val="24"/>
+      <w:szCs w:val="24"/>
     </w:rPr>
   </w:style>
   <w:style w:type="character" w:customStyle="1" w:styleId="TitleChar">
@@ -28289,12 +28289,12 @@
     <w:uiPriority w:val="10"/>
     <w:rsid w:val="00FC693F"/>
     <w:rPr>
-      <w:rFonts w:asciiTheme="majorHAnsi" w:eastAsiaTheme="majorEastAsia" w:hAnsiTheme="majorHAnsi" w:cstheme="majorBidi"/>
+      <w:rFonts w:ascii="Times New Roman" w:hAnsi="Times New Roman" w:eastAsia="Times New Roman" w:cs="Times New Roman"/>
       <w:color w:val="17365D" w:themeColor="text2" w:themeShade="BF"/>
       <w:spacing w:val="5"/>
       <w:kern w:val="28"/>
-      <w:sz w:val="52"/>
-      <w:szCs w:val="52"/>
+      <w:sz w:val="24"/>
+      <w:szCs w:val="24"/>
     </w:rPr>
   </w:style>
   <w:style w:type="paragraph" w:styleId="Subtitle">
@@ -28311,7 +28311,7 @@
       </w:numPr>
     </w:pPr>
     <w:rPr>
-      <w:rFonts w:asciiTheme="majorHAnsi" w:eastAsiaTheme="majorEastAsia" w:hAnsiTheme="majorHAnsi" w:cstheme="majorBidi"/>
+      <w:rFonts w:ascii="Times New Roman" w:hAnsi="Times New Roman" w:eastAsia="Times New Roman" w:cs="Times New Roman"/>
       <w:i/>
       <w:iCs/>
       <w:color w:val="4F81BD" w:themeColor="accent1"/>
@@ -28327,7 +28327,7 @@
     <w:uiPriority w:val="11"/>
     <w:rsid w:val="00FC693F"/>
     <w:rPr>
-      <w:rFonts w:asciiTheme="majorHAnsi" w:eastAsiaTheme="majorEastAsia" w:hAnsiTheme="majorHAnsi" w:cstheme="majorBidi"/>
+      <w:rFonts w:ascii="Times New Roman" w:hAnsi="Times New Roman" w:eastAsia="Times New Roman" w:cs="Times New Roman"/>
       <w:i/>
       <w:iCs/>
       <w:color w:val="4F81BD" w:themeColor="accent1"/>
@@ -28394,8 +28394,8 @@
       <w:spacing w:after="120"/>
     </w:pPr>
     <w:rPr>
-      <w:sz w:val="16"/>
-      <w:szCs w:val="16"/>
+      <w:sz w:val="24"/>
+      <w:szCs w:val="24"/>
     </w:rPr>
   </w:style>
   <w:style w:type="character" w:customStyle="1" w:styleId="BodyText3Char">
@@ -28405,8 +28405,8 @@
     <w:uiPriority w:val="99"/>
     <w:rsid w:val="00AA1D8D"/>
     <w:rPr>
-      <w:sz w:val="16"/>
-      <w:szCs w:val="16"/>
+      <w:sz w:val="24"/>
+      <w:szCs w:val="24"/>
     </w:rPr>
   </w:style>
   <w:style w:type="paragraph" w:styleId="List">
@@ -28574,9 +28574,9 @@
       </w:tabs>
     </w:pPr>
     <w:rPr>
-      <w:rFonts w:ascii="Courier" w:hAnsi="Courier"/>
-      <w:sz w:val="20"/>
-      <w:szCs w:val="20"/>
+      <w:rFonts w:ascii="Times New Roman" w:hAnsi="Times New Roman" w:eastAsia="Times New Roman" w:cs="Times New Roman"/>
+      <w:sz w:val="24"/>
+      <w:szCs w:val="24"/>
     </w:rPr>
   </w:style>
   <w:style w:type="character" w:customStyle="1" w:styleId="MacroTextChar">
@@ -28586,9 +28586,9 @@
     <w:uiPriority w:val="99"/>
     <w:rsid w:val="0029639D"/>
     <w:rPr>
-      <w:rFonts w:ascii="Courier" w:hAnsi="Courier"/>
-      <w:sz w:val="20"/>
-      <w:szCs w:val="20"/>
+      <w:rFonts w:ascii="Times New Roman" w:hAnsi="Times New Roman" w:eastAsia="Times New Roman" w:cs="Times New Roman"/>
+      <w:sz w:val="24"/>
+      <w:szCs w:val="24"/>
     </w:rPr>
   </w:style>
   <w:style w:type="paragraph" w:styleId="Quote">
@@ -28625,7 +28625,7 @@
     <w:semiHidden/>
     <w:rsid w:val="00FC693F"/>
     <w:rPr>
-      <w:rFonts w:asciiTheme="majorHAnsi" w:eastAsiaTheme="majorEastAsia" w:hAnsiTheme="majorHAnsi" w:cstheme="majorBidi"/>
+      <w:rFonts w:ascii="Times New Roman" w:hAnsi="Times New Roman" w:eastAsia="Times New Roman" w:cs="Times New Roman"/>
       <w:b/>
       <w:bCs/>
       <w:i/>
@@ -28641,7 +28641,7 @@
     <w:semiHidden/>
     <w:rsid w:val="00FC693F"/>
     <w:rPr>
-      <w:rFonts w:asciiTheme="majorHAnsi" w:eastAsiaTheme="majorEastAsia" w:hAnsiTheme="majorHAnsi" w:cstheme="majorBidi"/>
+      <w:rFonts w:ascii="Times New Roman" w:hAnsi="Times New Roman" w:eastAsia="Times New Roman" w:cs="Times New Roman"/>
       <w:color w:val="243F60" w:themeColor="accent1" w:themeShade="7F"/>
     </w:rPr>
   </w:style>
@@ -28653,7 +28653,7 @@
     <w:semiHidden/>
     <w:rsid w:val="00FC693F"/>
     <w:rPr>
-      <w:rFonts w:asciiTheme="majorHAnsi" w:eastAsiaTheme="majorEastAsia" w:hAnsiTheme="majorHAnsi" w:cstheme="majorBidi"/>
+      <w:rFonts w:ascii="Times New Roman" w:hAnsi="Times New Roman" w:eastAsia="Times New Roman" w:cs="Times New Roman"/>
       <w:i/>
       <w:iCs/>
       <w:color w:val="243F60" w:themeColor="accent1" w:themeShade="7F"/>
@@ -28667,7 +28667,7 @@
     <w:semiHidden/>
     <w:rsid w:val="00FC693F"/>
     <w:rPr>
-      <w:rFonts w:asciiTheme="majorHAnsi" w:eastAsiaTheme="majorEastAsia" w:hAnsiTheme="majorHAnsi" w:cstheme="majorBidi"/>
+      <w:rFonts w:ascii="Times New Roman" w:hAnsi="Times New Roman" w:eastAsia="Times New Roman" w:cs="Times New Roman"/>
       <w:i/>
       <w:iCs/>
       <w:color w:val="404040" w:themeColor="text1" w:themeTint="BF"/>
@@ -28681,10 +28681,10 @@
     <w:semiHidden/>
     <w:rsid w:val="00FC693F"/>
     <w:rPr>
-      <w:rFonts w:asciiTheme="majorHAnsi" w:eastAsiaTheme="majorEastAsia" w:hAnsiTheme="majorHAnsi" w:cstheme="majorBidi"/>
+      <w:rFonts w:ascii="Times New Roman" w:hAnsi="Times New Roman" w:eastAsia="Times New Roman" w:cs="Times New Roman"/>
       <w:color w:val="4F81BD" w:themeColor="accent1"/>
-      <w:sz w:val="20"/>
-      <w:szCs w:val="20"/>
+      <w:sz w:val="24"/>
+      <w:szCs w:val="24"/>
     </w:rPr>
   </w:style>
   <w:style w:type="character" w:customStyle="1" w:styleId="Heading9Char">
@@ -28695,12 +28695,12 @@
     <w:semiHidden/>
     <w:rsid w:val="00FC693F"/>
     <w:rPr>
-      <w:rFonts w:asciiTheme="majorHAnsi" w:eastAsiaTheme="majorEastAsia" w:hAnsiTheme="majorHAnsi" w:cstheme="majorBidi"/>
+      <w:rFonts w:ascii="Times New Roman" w:hAnsi="Times New Roman" w:eastAsia="Times New Roman" w:cs="Times New Roman"/>
       <w:i/>
       <w:iCs/>
       <w:color w:val="404040" w:themeColor="text1" w:themeTint="BF"/>
-      <w:sz w:val="20"/>
-      <w:szCs w:val="20"/>
+      <w:sz w:val="24"/>
+      <w:szCs w:val="24"/>
     </w:rPr>
   </w:style>
   <w:style w:type="paragraph" w:styleId="Caption">
@@ -28719,8 +28719,8 @@
       <w:b/>
       <w:bCs/>
       <w:color w:val="4F81BD" w:themeColor="accent1"/>
-      <w:sz w:val="18"/>
-      <w:szCs w:val="18"/>
+      <w:sz w:val="24"/>
+      <w:szCs w:val="24"/>
     </w:rPr>
   </w:style>
   <w:style w:type="character" w:styleId="Strong">
@@ -30172,7 +30172,7 @@
         <w:spacing w:before="0" w:after="0" w:line="240" w:lineRule="auto"/>
       </w:pPr>
       <w:rPr>
-        <w:rFonts w:asciiTheme="majorHAnsi" w:eastAsiaTheme="majorEastAsia" w:hAnsiTheme="majorHAnsi" w:cstheme="majorBidi"/>
+        <w:rFonts w:ascii="Times New Roman" w:hAnsi="Times New Roman" w:eastAsia="Times New Roman" w:cs="Times New Roman"/>
         <w:b/>
         <w:bCs/>
       </w:rPr>
@@ -30193,7 +30193,7 @@
         <w:spacing w:before="0" w:after="0" w:line="240" w:lineRule="auto"/>
       </w:pPr>
       <w:rPr>
-        <w:rFonts w:asciiTheme="majorHAnsi" w:eastAsiaTheme="majorEastAsia" w:hAnsiTheme="majorHAnsi" w:cstheme="majorBidi"/>
+        <w:rFonts w:ascii="Times New Roman" w:hAnsi="Times New Roman" w:eastAsia="Times New Roman" w:cs="Times New Roman"/>
         <w:b/>
         <w:bCs/>
       </w:rPr>
@@ -30211,14 +30211,14 @@
     </w:tblStylePr>
     <w:tblStylePr w:type="firstCol">
       <w:rPr>
-        <w:rFonts w:asciiTheme="majorHAnsi" w:eastAsiaTheme="majorEastAsia" w:hAnsiTheme="majorHAnsi" w:cstheme="majorBidi"/>
+        <w:rFonts w:ascii="Times New Roman" w:hAnsi="Times New Roman" w:eastAsia="Times New Roman" w:cs="Times New Roman"/>
         <w:b/>
         <w:bCs/>
       </w:rPr>
     </w:tblStylePr>
     <w:tblStylePr w:type="lastCol">
       <w:rPr>
-        <w:rFonts w:asciiTheme="majorHAnsi" w:eastAsiaTheme="majorEastAsia" w:hAnsiTheme="majorHAnsi" w:cstheme="majorBidi"/>
+        <w:rFonts w:ascii="Times New Roman" w:hAnsi="Times New Roman" w:eastAsia="Times New Roman" w:cs="Times New Roman"/>
         <w:b/>
         <w:bCs/>
       </w:rPr>
@@ -30295,7 +30295,7 @@
         <w:spacing w:before="0" w:after="0" w:line="240" w:lineRule="auto"/>
       </w:pPr>
       <w:rPr>
-        <w:rFonts w:asciiTheme="majorHAnsi" w:eastAsiaTheme="majorEastAsia" w:hAnsiTheme="majorHAnsi" w:cstheme="majorBidi"/>
+        <w:rFonts w:ascii="Times New Roman" w:hAnsi="Times New Roman" w:eastAsia="Times New Roman" w:cs="Times New Roman"/>
         <w:b/>
         <w:bCs/>
       </w:rPr>
@@ -30316,7 +30316,7 @@
         <w:spacing w:before="0" w:after="0" w:line="240" w:lineRule="auto"/>
       </w:pPr>
       <w:rPr>
-        <w:rFonts w:asciiTheme="majorHAnsi" w:eastAsiaTheme="majorEastAsia" w:hAnsiTheme="majorHAnsi" w:cstheme="majorBidi"/>
+        <w:rFonts w:ascii="Times New Roman" w:hAnsi="Times New Roman" w:eastAsia="Times New Roman" w:cs="Times New Roman"/>
         <w:b/>
         <w:bCs/>
       </w:rPr>
@@ -30334,14 +30334,14 @@
     </w:tblStylePr>
     <w:tblStylePr w:type="firstCol">
       <w:rPr>
-        <w:rFonts w:asciiTheme="majorHAnsi" w:eastAsiaTheme="majorEastAsia" w:hAnsiTheme="majorHAnsi" w:cstheme="majorBidi"/>
+        <w:rFonts w:ascii="Times New Roman" w:hAnsi="Times New Roman" w:eastAsia="Times New Roman" w:cs="Times New Roman"/>
         <w:b/>
         <w:bCs/>
       </w:rPr>
     </w:tblStylePr>
     <w:tblStylePr w:type="lastCol">
       <w:rPr>
-        <w:rFonts w:asciiTheme="majorHAnsi" w:eastAsiaTheme="majorEastAsia" w:hAnsiTheme="majorHAnsi" w:cstheme="majorBidi"/>
+        <w:rFonts w:ascii="Times New Roman" w:hAnsi="Times New Roman" w:eastAsia="Times New Roman" w:cs="Times New Roman"/>
         <w:b/>
         <w:bCs/>
       </w:rPr>
@@ -30418,7 +30418,7 @@
         <w:spacing w:before="0" w:after="0" w:line="240" w:lineRule="auto"/>
       </w:pPr>
       <w:rPr>
-        <w:rFonts w:asciiTheme="majorHAnsi" w:eastAsiaTheme="majorEastAsia" w:hAnsiTheme="majorHAnsi" w:cstheme="majorBidi"/>
+        <w:rFonts w:ascii="Times New Roman" w:hAnsi="Times New Roman" w:eastAsia="Times New Roman" w:cs="Times New Roman"/>
         <w:b/>
         <w:bCs/>
       </w:rPr>
@@ -30439,7 +30439,7 @@
         <w:spacing w:before="0" w:after="0" w:line="240" w:lineRule="auto"/>
       </w:pPr>
       <w:rPr>
-        <w:rFonts w:asciiTheme="majorHAnsi" w:eastAsiaTheme="majorEastAsia" w:hAnsiTheme="majorHAnsi" w:cstheme="majorBidi"/>
+        <w:rFonts w:ascii="Times New Roman" w:hAnsi="Times New Roman" w:eastAsia="Times New Roman" w:cs="Times New Roman"/>
         <w:b/>
         <w:bCs/>
       </w:rPr>
@@ -30457,14 +30457,14 @@
     </w:tblStylePr>
     <w:tblStylePr w:type="firstCol">
       <w:rPr>
-        <w:rFonts w:asciiTheme="majorHAnsi" w:eastAsiaTheme="majorEastAsia" w:hAnsiTheme="majorHAnsi" w:cstheme="majorBidi"/>
+        <w:rFonts w:ascii="Times New Roman" w:hAnsi="Times New Roman" w:eastAsia="Times New Roman" w:cs="Times New Roman"/>
         <w:b/>
         <w:bCs/>
       </w:rPr>
     </w:tblStylePr>
     <w:tblStylePr w:type="lastCol">
       <w:rPr>
-        <w:rFonts w:asciiTheme="majorHAnsi" w:eastAsiaTheme="majorEastAsia" w:hAnsiTheme="majorHAnsi" w:cstheme="majorBidi"/>
+        <w:rFonts w:ascii="Times New Roman" w:hAnsi="Times New Roman" w:eastAsia="Times New Roman" w:cs="Times New Roman"/>
         <w:b/>
         <w:bCs/>
       </w:rPr>
@@ -30541,7 +30541,7 @@
         <w:spacing w:before="0" w:after="0" w:line="240" w:lineRule="auto"/>
       </w:pPr>
       <w:rPr>
-        <w:rFonts w:asciiTheme="majorHAnsi" w:eastAsiaTheme="majorEastAsia" w:hAnsiTheme="majorHAnsi" w:cstheme="majorBidi"/>
+        <w:rFonts w:ascii="Times New Roman" w:hAnsi="Times New Roman" w:eastAsia="Times New Roman" w:cs="Times New Roman"/>
         <w:b/>
         <w:bCs/>
       </w:rPr>
@@ -30562,7 +30562,7 @@
         <w:spacing w:before="0" w:after="0" w:line="240" w:lineRule="auto"/>
       </w:pPr>
       <w:rPr>
-        <w:rFonts w:asciiTheme="majorHAnsi" w:eastAsiaTheme="majorEastAsia" w:hAnsiTheme="majorHAnsi" w:cstheme="majorBidi"/>
+        <w:rFonts w:ascii="Times New Roman" w:hAnsi="Times New Roman" w:eastAsia="Times New Roman" w:cs="Times New Roman"/>
         <w:b/>
         <w:bCs/>
       </w:rPr>
@@ -30580,14 +30580,14 @@
     </w:tblStylePr>
     <w:tblStylePr w:type="firstCol">
       <w:rPr>
-        <w:rFonts w:asciiTheme="majorHAnsi" w:eastAsiaTheme="majorEastAsia" w:hAnsiTheme="majorHAnsi" w:cstheme="majorBidi"/>
+        <w:rFonts w:ascii="Times New Roman" w:hAnsi="Times New Roman" w:eastAsia="Times New Roman" w:cs="Times New Roman"/>
         <w:b/>
         <w:bCs/>
       </w:rPr>
     </w:tblStylePr>
     <w:tblStylePr w:type="lastCol">
       <w:rPr>
-        <w:rFonts w:asciiTheme="majorHAnsi" w:eastAsiaTheme="majorEastAsia" w:hAnsiTheme="majorHAnsi" w:cstheme="majorBidi"/>
+        <w:rFonts w:ascii="Times New Roman" w:hAnsi="Times New Roman" w:eastAsia="Times New Roman" w:cs="Times New Roman"/>
         <w:b/>
         <w:bCs/>
       </w:rPr>
@@ -30664,7 +30664,7 @@
         <w:spacing w:before="0" w:after="0" w:line="240" w:lineRule="auto"/>
       </w:pPr>
       <w:rPr>
-        <w:rFonts w:asciiTheme="majorHAnsi" w:eastAsiaTheme="majorEastAsia" w:hAnsiTheme="majorHAnsi" w:cstheme="majorBidi"/>
+        <w:rFonts w:ascii="Times New Roman" w:hAnsi="Times New Roman" w:eastAsia="Times New Roman" w:cs="Times New Roman"/>
         <w:b/>
         <w:bCs/>
       </w:rPr>
@@ -30685,7 +30685,7 @@
         <w:spacing w:before="0" w:after="0" w:line="240" w:lineRule="auto"/>
       </w:pPr>
       <w:rPr>
-        <w:rFonts w:asciiTheme="majorHAnsi" w:eastAsiaTheme="majorEastAsia" w:hAnsiTheme="majorHAnsi" w:cstheme="majorBidi"/>
+        <w:rFonts w:ascii="Times New Roman" w:hAnsi="Times New Roman" w:eastAsia="Times New Roman" w:cs="Times New Roman"/>
         <w:b/>
         <w:bCs/>
       </w:rPr>
@@ -30703,14 +30703,14 @@
     </w:tblStylePr>
     <w:tblStylePr w:type="firstCol">
       <w:rPr>
-        <w:rFonts w:asciiTheme="majorHAnsi" w:eastAsiaTheme="majorEastAsia" w:hAnsiTheme="majorHAnsi" w:cstheme="majorBidi"/>
+        <w:rFonts w:ascii="Times New Roman" w:hAnsi="Times New Roman" w:eastAsia="Times New Roman" w:cs="Times New Roman"/>
         <w:b/>
         <w:bCs/>
       </w:rPr>
     </w:tblStylePr>
     <w:tblStylePr w:type="lastCol">
       <w:rPr>
-        <w:rFonts w:asciiTheme="majorHAnsi" w:eastAsiaTheme="majorEastAsia" w:hAnsiTheme="majorHAnsi" w:cstheme="majorBidi"/>
+        <w:rFonts w:ascii="Times New Roman" w:hAnsi="Times New Roman" w:eastAsia="Times New Roman" w:cs="Times New Roman"/>
         <w:b/>
         <w:bCs/>
       </w:rPr>
@@ -30787,7 +30787,7 @@
         <w:spacing w:before="0" w:after="0" w:line="240" w:lineRule="auto"/>
       </w:pPr>
       <w:rPr>
-        <w:rFonts w:asciiTheme="majorHAnsi" w:eastAsiaTheme="majorEastAsia" w:hAnsiTheme="majorHAnsi" w:cstheme="majorBidi"/>
+        <w:rFonts w:ascii="Times New Roman" w:hAnsi="Times New Roman" w:eastAsia="Times New Roman" w:cs="Times New Roman"/>
         <w:b/>
         <w:bCs/>
       </w:rPr>
@@ -30808,7 +30808,7 @@
         <w:spacing w:before="0" w:after="0" w:line="240" w:lineRule="auto"/>
       </w:pPr>
       <w:rPr>
-        <w:rFonts w:asciiTheme="majorHAnsi" w:eastAsiaTheme="majorEastAsia" w:hAnsiTheme="majorHAnsi" w:cstheme="majorBidi"/>
+        <w:rFonts w:ascii="Times New Roman" w:hAnsi="Times New Roman" w:eastAsia="Times New Roman" w:cs="Times New Roman"/>
         <w:b/>
         <w:bCs/>
       </w:rPr>
@@ -30826,14 +30826,14 @@
     </w:tblStylePr>
     <w:tblStylePr w:type="firstCol">
       <w:rPr>
-        <w:rFonts w:asciiTheme="majorHAnsi" w:eastAsiaTheme="majorEastAsia" w:hAnsiTheme="majorHAnsi" w:cstheme="majorBidi"/>
+        <w:rFonts w:ascii="Times New Roman" w:hAnsi="Times New Roman" w:eastAsia="Times New Roman" w:cs="Times New Roman"/>
         <w:b/>
         <w:bCs/>
       </w:rPr>
     </w:tblStylePr>
     <w:tblStylePr w:type="lastCol">
       <w:rPr>
-        <w:rFonts w:asciiTheme="majorHAnsi" w:eastAsiaTheme="majorEastAsia" w:hAnsiTheme="majorHAnsi" w:cstheme="majorBidi"/>
+        <w:rFonts w:ascii="Times New Roman" w:hAnsi="Times New Roman" w:eastAsia="Times New Roman" w:cs="Times New Roman"/>
         <w:b/>
         <w:bCs/>
       </w:rPr>
@@ -30910,7 +30910,7 @@
         <w:spacing w:before="0" w:after="0" w:line="240" w:lineRule="auto"/>
       </w:pPr>
       <w:rPr>
-        <w:rFonts w:asciiTheme="majorHAnsi" w:eastAsiaTheme="majorEastAsia" w:hAnsiTheme="majorHAnsi" w:cstheme="majorBidi"/>
+        <w:rFonts w:ascii="Times New Roman" w:hAnsi="Times New Roman" w:eastAsia="Times New Roman" w:cs="Times New Roman"/>
         <w:b/>
         <w:bCs/>
       </w:rPr>
@@ -30931,7 +30931,7 @@
         <w:spacing w:before="0" w:after="0" w:line="240" w:lineRule="auto"/>
       </w:pPr>
       <w:rPr>
-        <w:rFonts w:asciiTheme="majorHAnsi" w:eastAsiaTheme="majorEastAsia" w:hAnsiTheme="majorHAnsi" w:cstheme="majorBidi"/>
+        <w:rFonts w:ascii="Times New Roman" w:hAnsi="Times New Roman" w:eastAsia="Times New Roman" w:cs="Times New Roman"/>
         <w:b/>
         <w:bCs/>
       </w:rPr>
@@ -30949,14 +30949,14 @@
     </w:tblStylePr>
     <w:tblStylePr w:type="firstCol">
       <w:rPr>
-        <w:rFonts w:asciiTheme="majorHAnsi" w:eastAsiaTheme="majorEastAsia" w:hAnsiTheme="majorHAnsi" w:cstheme="majorBidi"/>
+        <w:rFonts w:ascii="Times New Roman" w:hAnsi="Times New Roman" w:eastAsia="Times New Roman" w:cs="Times New Roman"/>
         <w:b/>
         <w:bCs/>
       </w:rPr>
     </w:tblStylePr>
     <w:tblStylePr w:type="lastCol">
       <w:rPr>
-        <w:rFonts w:asciiTheme="majorHAnsi" w:eastAsiaTheme="majorEastAsia" w:hAnsiTheme="majorHAnsi" w:cstheme="majorBidi"/>
+        <w:rFonts w:ascii="Times New Roman" w:hAnsi="Times New Roman" w:eastAsia="Times New Roman" w:cs="Times New Roman"/>
         <w:b/>
         <w:bCs/>
       </w:rPr>
@@ -32716,7 +32716,7 @@
     </w:tblPr>
     <w:tblStylePr w:type="firstRow">
       <w:rPr>
-        <w:rFonts w:asciiTheme="majorHAnsi" w:eastAsiaTheme="majorEastAsia" w:hAnsiTheme="majorHAnsi" w:cstheme="majorBidi"/>
+        <w:rFonts w:ascii="Times New Roman" w:hAnsi="Times New Roman" w:eastAsia="Times New Roman" w:cs="Times New Roman"/>
       </w:rPr>
       <w:tblPr/>
       <w:tcPr>
@@ -32793,7 +32793,7 @@
     </w:tblPr>
     <w:tblStylePr w:type="firstRow">
       <w:rPr>
-        <w:rFonts w:asciiTheme="majorHAnsi" w:eastAsiaTheme="majorEastAsia" w:hAnsiTheme="majorHAnsi" w:cstheme="majorBidi"/>
+        <w:rFonts w:ascii="Times New Roman" w:hAnsi="Times New Roman" w:eastAsia="Times New Roman" w:cs="Times New Roman"/>
       </w:rPr>
       <w:tblPr/>
       <w:tcPr>
@@ -32870,7 +32870,7 @@
     </w:tblPr>
     <w:tblStylePr w:type="firstRow">
       <w:rPr>
-        <w:rFonts w:asciiTheme="majorHAnsi" w:eastAsiaTheme="majorEastAsia" w:hAnsiTheme="majorHAnsi" w:cstheme="majorBidi"/>
+        <w:rFonts w:ascii="Times New Roman" w:hAnsi="Times New Roman" w:eastAsia="Times New Roman" w:cs="Times New Roman"/>
       </w:rPr>
       <w:tblPr/>
       <w:tcPr>
@@ -32947,7 +32947,7 @@
     </w:tblPr>
     <w:tblStylePr w:type="firstRow">
       <w:rPr>
-        <w:rFonts w:asciiTheme="majorHAnsi" w:eastAsiaTheme="majorEastAsia" w:hAnsiTheme="majorHAnsi" w:cstheme="majorBidi"/>
+        <w:rFonts w:ascii="Times New Roman" w:hAnsi="Times New Roman" w:eastAsia="Times New Roman" w:cs="Times New Roman"/>
       </w:rPr>
       <w:tblPr/>
       <w:tcPr>
@@ -33024,7 +33024,7 @@
     </w:tblPr>
     <w:tblStylePr w:type="firstRow">
       <w:rPr>
-        <w:rFonts w:asciiTheme="majorHAnsi" w:eastAsiaTheme="majorEastAsia" w:hAnsiTheme="majorHAnsi" w:cstheme="majorBidi"/>
+        <w:rFonts w:ascii="Times New Roman" w:hAnsi="Times New Roman" w:eastAsia="Times New Roman" w:cs="Times New Roman"/>
       </w:rPr>
       <w:tblPr/>
       <w:tcPr>
@@ -33101,7 +33101,7 @@
     </w:tblPr>
     <w:tblStylePr w:type="firstRow">
       <w:rPr>
-        <w:rFonts w:asciiTheme="majorHAnsi" w:eastAsiaTheme="majorEastAsia" w:hAnsiTheme="majorHAnsi" w:cstheme="majorBidi"/>
+        <w:rFonts w:ascii="Times New Roman" w:hAnsi="Times New Roman" w:eastAsia="Times New Roman" w:cs="Times New Roman"/>
       </w:rPr>
       <w:tblPr/>
       <w:tcPr>
@@ -33178,7 +33178,7 @@
     </w:tblPr>
     <w:tblStylePr w:type="firstRow">
       <w:rPr>
-        <w:rFonts w:asciiTheme="majorHAnsi" w:eastAsiaTheme="majorEastAsia" w:hAnsiTheme="majorHAnsi" w:cstheme="majorBidi"/>
+        <w:rFonts w:ascii="Times New Roman" w:hAnsi="Times New Roman" w:eastAsia="Times New Roman" w:cs="Times New Roman"/>
       </w:rPr>
       <w:tblPr/>
       <w:tcPr>
@@ -33243,7 +33243,7 @@
       <w:spacing w:after="0" w:line="240" w:lineRule="auto"/>
     </w:pPr>
     <w:rPr>
-      <w:rFonts w:asciiTheme="majorHAnsi" w:eastAsiaTheme="majorEastAsia" w:hAnsiTheme="majorHAnsi" w:cstheme="majorBidi"/>
+      <w:rFonts w:ascii="Times New Roman" w:hAnsi="Times New Roman" w:eastAsia="Times New Roman" w:cs="Times New Roman"/>
       <w:color w:val="000000" w:themeColor="text1"/>
     </w:rPr>
     <w:tblPr>
@@ -33364,7 +33364,7 @@
       <w:spacing w:after="0" w:line="240" w:lineRule="auto"/>
     </w:pPr>
     <w:rPr>
-      <w:rFonts w:asciiTheme="majorHAnsi" w:eastAsiaTheme="majorEastAsia" w:hAnsiTheme="majorHAnsi" w:cstheme="majorBidi"/>
+      <w:rFonts w:ascii="Times New Roman" w:hAnsi="Times New Roman" w:eastAsia="Times New Roman" w:cs="Times New Roman"/>
       <w:color w:val="000000" w:themeColor="text1"/>
     </w:rPr>
     <w:tblPr>
@@ -33485,7 +33485,7 @@
       <w:spacing w:after="0" w:line="240" w:lineRule="auto"/>
     </w:pPr>
     <w:rPr>
-      <w:rFonts w:asciiTheme="majorHAnsi" w:eastAsiaTheme="majorEastAsia" w:hAnsiTheme="majorHAnsi" w:cstheme="majorBidi"/>
+      <w:rFonts w:ascii="Times New Roman" w:hAnsi="Times New Roman" w:eastAsia="Times New Roman" w:cs="Times New Roman"/>
       <w:color w:val="000000" w:themeColor="text1"/>
     </w:rPr>
     <w:tblPr>
@@ -33606,7 +33606,7 @@
       <w:spacing w:after="0" w:line="240" w:lineRule="auto"/>
     </w:pPr>
     <w:rPr>
-      <w:rFonts w:asciiTheme="majorHAnsi" w:eastAsiaTheme="majorEastAsia" w:hAnsiTheme="majorHAnsi" w:cstheme="majorBidi"/>
+      <w:rFonts w:ascii="Times New Roman" w:hAnsi="Times New Roman" w:eastAsia="Times New Roman" w:cs="Times New Roman"/>
       <w:color w:val="000000" w:themeColor="text1"/>
     </w:rPr>
     <w:tblPr>
@@ -33727,7 +33727,7 @@
       <w:spacing w:after="0" w:line="240" w:lineRule="auto"/>
     </w:pPr>
     <w:rPr>
-      <w:rFonts w:asciiTheme="majorHAnsi" w:eastAsiaTheme="majorEastAsia" w:hAnsiTheme="majorHAnsi" w:cstheme="majorBidi"/>
+      <w:rFonts w:ascii="Times New Roman" w:hAnsi="Times New Roman" w:eastAsia="Times New Roman" w:cs="Times New Roman"/>
       <w:color w:val="000000" w:themeColor="text1"/>
     </w:rPr>
     <w:tblPr>
@@ -33848,7 +33848,7 @@
       <w:spacing w:after="0" w:line="240" w:lineRule="auto"/>
     </w:pPr>
     <w:rPr>
-      <w:rFonts w:asciiTheme="majorHAnsi" w:eastAsiaTheme="majorEastAsia" w:hAnsiTheme="majorHAnsi" w:cstheme="majorBidi"/>
+      <w:rFonts w:ascii="Times New Roman" w:hAnsi="Times New Roman" w:eastAsia="Times New Roman" w:cs="Times New Roman"/>
       <w:color w:val="000000" w:themeColor="text1"/>
     </w:rPr>
     <w:tblPr>
@@ -33969,7 +33969,7 @@
       <w:spacing w:after="0" w:line="240" w:lineRule="auto"/>
     </w:pPr>
     <w:rPr>
-      <w:rFonts w:asciiTheme="majorHAnsi" w:eastAsiaTheme="majorEastAsia" w:hAnsiTheme="majorHAnsi" w:cstheme="majorBidi"/>
+      <w:rFonts w:ascii="Times New Roman" w:hAnsi="Times New Roman" w:eastAsia="Times New Roman" w:cs="Times New Roman"/>
       <w:color w:val="000000" w:themeColor="text1"/>
     </w:rPr>
     <w:tblPr>
@@ -34552,7 +34552,7 @@
       <w:spacing w:after="0" w:line="240" w:lineRule="auto"/>
     </w:pPr>
     <w:rPr>
-      <w:rFonts w:asciiTheme="majorHAnsi" w:eastAsiaTheme="majorEastAsia" w:hAnsiTheme="majorHAnsi" w:cstheme="majorBidi"/>
+      <w:rFonts w:ascii="Times New Roman" w:hAnsi="Times New Roman" w:eastAsia="Times New Roman" w:cs="Times New Roman"/>
       <w:color w:val="000000" w:themeColor="text1"/>
     </w:rPr>
     <w:tblPr>
@@ -34670,7 +34670,7 @@
       <w:spacing w:after="0" w:line="240" w:lineRule="auto"/>
     </w:pPr>
     <w:rPr>
-      <w:rFonts w:asciiTheme="majorHAnsi" w:eastAsiaTheme="majorEastAsia" w:hAnsiTheme="majorHAnsi" w:cstheme="majorBidi"/>
+      <w:rFonts w:ascii="Times New Roman" w:hAnsi="Times New Roman" w:eastAsia="Times New Roman" w:cs="Times New Roman"/>
       <w:color w:val="000000" w:themeColor="text1"/>
     </w:rPr>
     <w:tblPr>
@@ -34788,7 +34788,7 @@
       <w:spacing w:after="0" w:line="240" w:lineRule="auto"/>
     </w:pPr>
     <w:rPr>
-      <w:rFonts w:asciiTheme="majorHAnsi" w:eastAsiaTheme="majorEastAsia" w:hAnsiTheme="majorHAnsi" w:cstheme="majorBidi"/>
+      <w:rFonts w:ascii="Times New Roman" w:hAnsi="Times New Roman" w:eastAsia="Times New Roman" w:cs="Times New Roman"/>
       <w:color w:val="000000" w:themeColor="text1"/>
     </w:rPr>
     <w:tblPr>
@@ -34906,7 +34906,7 @@
       <w:spacing w:after="0" w:line="240" w:lineRule="auto"/>
     </w:pPr>
     <w:rPr>
-      <w:rFonts w:asciiTheme="majorHAnsi" w:eastAsiaTheme="majorEastAsia" w:hAnsiTheme="majorHAnsi" w:cstheme="majorBidi"/>
+      <w:rFonts w:ascii="Times New Roman" w:hAnsi="Times New Roman" w:eastAsia="Times New Roman" w:cs="Times New Roman"/>
       <w:color w:val="000000" w:themeColor="text1"/>
     </w:rPr>
     <w:tblPr>
@@ -35024,7 +35024,7 @@
       <w:spacing w:after="0" w:line="240" w:lineRule="auto"/>
     </w:pPr>
     <w:rPr>
-      <w:rFonts w:asciiTheme="majorHAnsi" w:eastAsiaTheme="majorEastAsia" w:hAnsiTheme="majorHAnsi" w:cstheme="majorBidi"/>
+      <w:rFonts w:ascii="Times New Roman" w:hAnsi="Times New Roman" w:eastAsia="Times New Roman" w:cs="Times New Roman"/>
       <w:color w:val="000000" w:themeColor="text1"/>
     </w:rPr>
     <w:tblPr>
@@ -35142,7 +35142,7 @@
       <w:spacing w:after="0" w:line="240" w:lineRule="auto"/>
     </w:pPr>
     <w:rPr>
-      <w:rFonts w:asciiTheme="majorHAnsi" w:eastAsiaTheme="majorEastAsia" w:hAnsiTheme="majorHAnsi" w:cstheme="majorBidi"/>
+      <w:rFonts w:ascii="Times New Roman" w:hAnsi="Times New Roman" w:eastAsia="Times New Roman" w:cs="Times New Roman"/>
       <w:color w:val="000000" w:themeColor="text1"/>
     </w:rPr>
     <w:tblPr>
@@ -35260,7 +35260,7 @@
       <w:spacing w:after="0" w:line="240" w:lineRule="auto"/>
     </w:pPr>
     <w:rPr>
-      <w:rFonts w:asciiTheme="majorHAnsi" w:eastAsiaTheme="majorEastAsia" w:hAnsiTheme="majorHAnsi" w:cstheme="majorBidi"/>
+      <w:rFonts w:ascii="Times New Roman" w:hAnsi="Times New Roman" w:eastAsia="Times New Roman" w:cs="Times New Roman"/>
       <w:color w:val="000000" w:themeColor="text1"/>
     </w:rPr>
     <w:tblPr>
